--- a/DB/성가대/CHO_성가대매뉴얼_201-203_사랑과평안의교회.docx
+++ b/DB/성가대/CHO_성가대매뉴얼_201-203_사랑과평안의교회.docx
@@ -33,9 +33,6 @@
     </w:p>
     <w:p>
       <w:pPr>
-        <w:pBdr>
-          <w:bottom w:val="single" w:color="C8714A" w:sz="6"/>
-        </w:pBdr>
         <w:spacing w:after="80" w:before="0"/>
         <w:jc w:val="center"/>
       </w:pPr>
@@ -138,7 +135,7 @@
               <w:bottom w:val="single" w:color="B0C8E0" w:sz="4"/>
               <w:right w:val="single" w:color="B0C8E0" w:sz="4"/>
             </w:tcBorders>
-            <w:shd w:fill="EAF1F8" w:val="clear"/>
+            <w:shd w:fill="FFFFFF" w:val="clear"/>
             <w:tcMar>
               <w:top w:type="dxa" w:w="80"/>
               <w:left w:type="dxa" w:w="160"/>
@@ -202,7 +199,7 @@
               <w:bottom w:val="single" w:color="B0C8E0" w:sz="4"/>
               <w:right w:val="single" w:color="B0C8E0" w:sz="4"/>
             </w:tcBorders>
-            <w:shd w:fill="EAF1F8" w:val="clear"/>
+            <w:shd w:fill="FFFFFF" w:val="clear"/>
             <w:tcMar>
               <w:top w:type="dxa" w:w="80"/>
               <w:left w:type="dxa" w:w="160"/>
@@ -266,7 +263,7 @@
               <w:bottom w:val="single" w:color="B0C8E0" w:sz="4"/>
               <w:right w:val="single" w:color="B0C8E0" w:sz="4"/>
             </w:tcBorders>
-            <w:shd w:fill="EAF1F8" w:val="clear"/>
+            <w:shd w:fill="FFFFFF" w:val="clear"/>
             <w:tcMar>
               <w:top w:type="dxa" w:w="80"/>
               <w:left w:type="dxa" w:w="160"/>
@@ -330,7 +327,7 @@
               <w:bottom w:val="single" w:color="B0C8E0" w:sz="4"/>
               <w:right w:val="single" w:color="B0C8E0" w:sz="4"/>
             </w:tcBorders>
-            <w:shd w:fill="EAF1F8" w:val="clear"/>
+            <w:shd w:fill="FFFFFF" w:val="clear"/>
             <w:tcMar>
               <w:top w:type="dxa" w:w="80"/>
               <w:left w:type="dxa" w:w="160"/>
@@ -394,7 +391,7 @@
               <w:bottom w:val="single" w:color="B0C8E0" w:sz="4"/>
               <w:right w:val="single" w:color="B0C8E0" w:sz="4"/>
             </w:tcBorders>
-            <w:shd w:fill="EAF1F8" w:val="clear"/>
+            <w:shd w:fill="FFFFFF" w:val="clear"/>
             <w:tcMar>
               <w:top w:type="dxa" w:w="80"/>
               <w:left w:type="dxa" w:w="160"/>
@@ -443,7 +440,7 @@
                 <w:sz w:val="18"/>
                 <w:szCs w:val="18"/>
               </w:rPr>
-              <w:t xml:space="preserve">—</w:t>
+              <w:t>말미 [개정 이력] 표 참조</w:t>
             </w:r>
           </w:p>
         </w:tc>
@@ -486,11 +483,154 @@
       </w:r>
     </w:p>
     <w:p>
-      <w:pPr>
-        <w:pBdr>
-          <w:bottom w:val="single" w:color="C8714A" w:sz="8"/>
-        </w:pBdr>
-        <w:shd w:fill="1A3A5C" w:val="clear"/>
+      <w:r>
+        <w:rPr>
+          <w:rFonts w:ascii="맑은 고딕" w:hAnsi="맑은 고딕"/>
+          <w:b/>
+          <w:color w:val="1A3A5C"/>
+          <w:sz w:val="26"/>
+        </w:rPr>
+        <w:t>■ 성가대 제출 업무 총괄  Duties Overview</w:t>
+      </w:r>
+    </w:p>
+    <w:p>
+      <w:r>
+        <w:rPr>
+          <w:rFonts w:ascii="맑은 고딕" w:hAnsi="맑은 고딕"/>
+          <w:sz w:val="22"/>
+        </w:rPr>
+        <w:t>아래 표는 성가대가 제출한 업무 현황을 반영한 것이다. 세부 운영 지침은 제1장 이하 각 조에서 정한다.</w:t>
+      </w:r>
+    </w:p>
+    <w:tbl>
+      <w:tblPr>
+        <w:tblW w:type="auto" w:w="0"/>
+        <w:tblLook w:firstColumn="1" w:firstRow="1" w:lastColumn="0" w:lastRow="0" w:noHBand="0" w:noVBand="1" w:val="04A0"/>
+        <w:tblBorders>
+          <w:top w:val="single" w:sz="4" w:space="0" w:color="C0D4EC"/>
+          <w:left w:val="single" w:sz="4" w:space="0" w:color="C0D4EC"/>
+          <w:bottom w:val="single" w:sz="4" w:space="0" w:color="C0D4EC"/>
+          <w:right w:val="single" w:sz="4" w:space="0" w:color="C0D4EC"/>
+          <w:insideH w:val="single" w:sz="4" w:space="0" w:color="C0D4EC"/>
+          <w:insideV w:val="single" w:sz="4" w:space="0" w:color="C0D4EC"/>
+        </w:tblBorders>
+      </w:tblPr>
+      <w:tblGrid>
+        <w:gridCol w:w="3023"/>
+        <w:gridCol w:w="3023"/>
+        <w:gridCol w:w="3023"/>
+      </w:tblGrid>
+      <w:tr>
+        <w:tc>
+          <w:tcPr>
+            <w:tcW w:type="dxa" w:w="3023"/>
+            <w:shd w:val="clear" w:fill="FFFFFF"/>
+          </w:tcPr>
+          <w:p>
+            <w:r/>
+            <w:r>
+              <w:rPr>
+                <w:rFonts w:ascii="맑은 고딕" w:hAnsi="맑은 고딕"/>
+                <w:b/>
+                <w:color w:val="1A1A1A"/>
+                <w:sz w:val="20"/>
+              </w:rPr>
+              <w:t>업무명</w:t>
+            </w:r>
+          </w:p>
+        </w:tc>
+        <w:tc>
+          <w:tcPr>
+            <w:tcW w:type="dxa" w:w="3023"/>
+            <w:shd w:val="clear" w:fill="FFFFFF"/>
+          </w:tcPr>
+          <w:p>
+            <w:r/>
+            <w:r>
+              <w:rPr>
+                <w:rFonts w:ascii="맑은 고딕" w:hAnsi="맑은 고딕"/>
+                <w:b/>
+                <w:color w:val="1A1A1A"/>
+                <w:sz w:val="20"/>
+              </w:rPr>
+              <w:t>주기</w:t>
+            </w:r>
+          </w:p>
+        </w:tc>
+        <w:tc>
+          <w:tcPr>
+            <w:tcW w:type="dxa" w:w="3023"/>
+            <w:shd w:val="clear" w:fill="FFFFFF"/>
+          </w:tcPr>
+          <w:p>
+            <w:r/>
+            <w:r>
+              <w:rPr>
+                <w:rFonts w:ascii="맑은 고딕" w:hAnsi="맑은 고딕"/>
+                <w:b/>
+                <w:color w:val="1A1A1A"/>
+                <w:sz w:val="20"/>
+              </w:rPr>
+              <w:t>예산</w:t>
+            </w:r>
+          </w:p>
+        </w:tc>
+      </w:tr>
+      <w:tr>
+        <w:tc>
+          <w:tcPr>
+            <w:tcW w:type="dxa" w:w="3023"/>
+          </w:tcPr>
+          <w:p>
+            <w:r/>
+            <w:r>
+              <w:rPr>
+                <w:rFonts w:ascii="맑은 고딕" w:hAnsi="맑은 고딕"/>
+                <w:b w:val="0"/>
+                <w:sz w:val="20"/>
+              </w:rPr>
+              <w:t>주일예배 성가 찬양</w:t>
+            </w:r>
+          </w:p>
+        </w:tc>
+        <w:tc>
+          <w:tcPr>
+            <w:tcW w:type="dxa" w:w="3023"/>
+          </w:tcPr>
+          <w:p>
+            <w:r/>
+            <w:r>
+              <w:rPr>
+                <w:rFonts w:ascii="맑은 고딕" w:hAnsi="맑은 고딕"/>
+                <w:b w:val="0"/>
+                <w:sz w:val="20"/>
+              </w:rPr>
+              <w:t>매주</w:t>
+            </w:r>
+          </w:p>
+        </w:tc>
+        <w:tc>
+          <w:tcPr>
+            <w:tcW w:type="dxa" w:w="3023"/>
+          </w:tcPr>
+          <w:p>
+            <w:r/>
+            <w:r>
+              <w:rPr>
+                <w:rFonts w:ascii="맑은 고딕" w:hAnsi="맑은 고딕"/>
+                <w:b w:val="0"/>
+                <w:sz w:val="20"/>
+              </w:rPr>
+              <w:t>악보 인쇄비 연간 20,000원 · 의상 관리비 연간 100,000원 · 성가대 세미나 연간 600,000원 · 성가대 간식 매월 50,000원</w:t>
+            </w:r>
+          </w:p>
+        </w:tc>
+      </w:tr>
+    </w:tbl>
+    <w:p/>
+    <w:p>
+      <w:pPr>
+        <w:shd w:fill="FFFFFF" w:val="clear"/>
         <w:spacing w:after="200" w:before="440"/>
         <w:jc w:val="center"/>
       </w:pPr>
@@ -499,7 +639,7 @@
           <w:rFonts w:ascii="맑은 고딕" w:cs="맑은 고딕" w:eastAsia="맑은 고딕" w:hAnsi="맑은 고딕"/>
           <w:b/>
           <w:bCs/>
-          <w:color w:val="FFFFFF"/>
+          <w:color w:val="1A1A1A"/>
           <w:sz w:val="27"/>
           <w:szCs w:val="27"/>
         </w:rPr>
@@ -531,9 +671,6 @@
     </w:p>
     <w:p>
       <w:pPr>
-        <w:pBdr>
-          <w:left w:val="single" w:color="C8714A" w:sz="12"/>
-        </w:pBdr>
         <w:spacing w:after="60" w:before="260"/>
         <w:ind w:left="180"/>
       </w:pPr>
@@ -581,9 +718,6 @@
     </w:p>
     <w:p>
       <w:pPr>
-        <w:pBdr>
-          <w:left w:val="single" w:color="C8714A" w:sz="12"/>
-        </w:pBdr>
         <w:spacing w:after="60" w:before="260"/>
         <w:ind w:left="180"/>
       </w:pPr>
@@ -617,12 +751,12 @@
       <w:tblPr>
         <w:tblW w:type="dxa" w:w="9070"/>
         <w:tblBorders>
-          <w:top w:val="single" w:color="auto" w:sz="4"/>
-          <w:left w:val="single" w:color="auto" w:sz="4"/>
-          <w:bottom w:val="single" w:color="auto" w:sz="4"/>
-          <w:right w:val="single" w:color="auto" w:sz="4"/>
-          <w:insideH w:val="single" w:color="auto" w:sz="4"/>
-          <w:insideV w:val="single" w:color="auto" w:sz="4"/>
+          <w:top w:val="nil"/>
+          <w:left w:val="nil"/>
+          <w:bottom w:val="nil"/>
+          <w:right w:val="nil"/>
+          <w:insideH w:val="nil"/>
+          <w:insideV w:val="nil"/>
         </w:tblBorders>
       </w:tblPr>
       <w:tblGrid>
@@ -632,13 +766,7 @@
         <w:tc>
           <w:tcPr>
             <w:tcW w:type="dxa" w:w="9070"/>
-            <w:tcBorders>
-              <w:top w:val="single" w:color="4A1E6E" w:sz="10"/>
-              <w:left w:val="single" w:color="4A1E6E" w:sz="8"/>
-              <w:bottom w:val="single" w:color="4A1E6E" w:sz="10"/>
-              <w:right w:val="none" w:color="FFFFFF" w:sz="0"/>
-            </w:tcBorders>
-            <w:shd w:fill="F5F0FF" w:val="clear"/>
+            <w:shd w:fill="FFFFFF" w:val="clear"/>
             <w:tcMar>
               <w:top w:type="dxa" w:w="140"/>
               <w:left w:type="dxa" w:w="280"/>
@@ -695,10 +823,7 @@
     </w:p>
     <w:p>
       <w:pPr>
-        <w:pBdr>
-          <w:bottom w:val="single" w:color="C8714A" w:sz="8"/>
-        </w:pBdr>
-        <w:shd w:fill="1A3A5C" w:val="clear"/>
+        <w:shd w:fill="FFFFFF" w:val="clear"/>
         <w:spacing w:after="200" w:before="440"/>
         <w:jc w:val="center"/>
       </w:pPr>
@@ -707,7 +832,7 @@
           <w:rFonts w:ascii="맑은 고딕" w:cs="맑은 고딕" w:eastAsia="맑은 고딕" w:hAnsi="맑은 고딕"/>
           <w:b/>
           <w:bCs/>
-          <w:color w:val="FFFFFF"/>
+          <w:color w:val="1A1A1A"/>
           <w:sz w:val="27"/>
           <w:szCs w:val="27"/>
         </w:rPr>
@@ -739,9 +864,6 @@
     </w:p>
     <w:p>
       <w:pPr>
-        <w:pBdr>
-          <w:left w:val="single" w:color="C8714A" w:sz="12"/>
-        </w:pBdr>
         <w:spacing w:after="60" w:before="260"/>
         <w:ind w:left="180"/>
       </w:pPr>
@@ -821,9 +943,6 @@
     </w:p>
     <w:p>
       <w:pPr>
-        <w:pBdr>
-          <w:left w:val="single" w:color="C8714A" w:sz="12"/>
-        </w:pBdr>
         <w:spacing w:after="60" w:before="260"/>
         <w:ind w:left="180"/>
       </w:pPr>
@@ -881,7 +1000,7 @@
               <w:bottom w:val="single" w:color="B0C8E0" w:sz="4"/>
               <w:right w:val="single" w:color="B0C8E0" w:sz="4"/>
             </w:tcBorders>
-            <w:shd w:fill="1A3A5C" w:val="clear"/>
+            <w:shd w:fill="FFFFFF" w:val="clear"/>
             <w:tcMar>
               <w:top w:type="dxa" w:w="80"/>
               <w:left w:type="dxa" w:w="100"/>
@@ -898,7 +1017,7 @@
                 <w:rFonts w:ascii="맑은 고딕" w:cs="맑은 고딕" w:eastAsia="맑은 고딕" w:hAnsi="맑은 고딕"/>
                 <w:b/>
                 <w:bCs/>
-                <w:color w:val="FFFFFF"/>
+                <w:color w:val="1A1A1A"/>
                 <w:sz w:val="17"/>
                 <w:szCs w:val="17"/>
               </w:rPr>
@@ -915,7 +1034,7 @@
               <w:bottom w:val="single" w:color="B0C8E0" w:sz="4"/>
               <w:right w:val="single" w:color="B0C8E0" w:sz="4"/>
             </w:tcBorders>
-            <w:shd w:fill="1A3A5C" w:val="clear"/>
+            <w:shd w:fill="FFFFFF" w:val="clear"/>
             <w:tcMar>
               <w:top w:type="dxa" w:w="80"/>
               <w:left w:type="dxa" w:w="100"/>
@@ -932,7 +1051,7 @@
                 <w:rFonts w:ascii="맑은 고딕" w:cs="맑은 고딕" w:eastAsia="맑은 고딕" w:hAnsi="맑은 고딕"/>
                 <w:b/>
                 <w:bCs/>
-                <w:color w:val="FFFFFF"/>
+                <w:color w:val="1A1A1A"/>
                 <w:sz w:val="17"/>
                 <w:szCs w:val="17"/>
               </w:rPr>
@@ -949,7 +1068,7 @@
               <w:bottom w:val="single" w:color="B0C8E0" w:sz="4"/>
               <w:right w:val="single" w:color="B0C8E0" w:sz="4"/>
             </w:tcBorders>
-            <w:shd w:fill="1A3A5C" w:val="clear"/>
+            <w:shd w:fill="FFFFFF" w:val="clear"/>
             <w:tcMar>
               <w:top w:type="dxa" w:w="80"/>
               <w:left w:type="dxa" w:w="100"/>
@@ -966,7 +1085,7 @@
                 <w:rFonts w:ascii="맑은 고딕" w:cs="맑은 고딕" w:eastAsia="맑은 고딕" w:hAnsi="맑은 고딕"/>
                 <w:b/>
                 <w:bCs/>
-                <w:color w:val="FFFFFF"/>
+                <w:color w:val="1A1A1A"/>
                 <w:sz w:val="17"/>
                 <w:szCs w:val="17"/>
               </w:rPr>
@@ -983,7 +1102,7 @@
               <w:bottom w:val="single" w:color="B0C8E0" w:sz="4"/>
               <w:right w:val="single" w:color="B0C8E0" w:sz="4"/>
             </w:tcBorders>
-            <w:shd w:fill="1A3A5C" w:val="clear"/>
+            <w:shd w:fill="FFFFFF" w:val="clear"/>
             <w:tcMar>
               <w:top w:type="dxa" w:w="80"/>
               <w:left w:type="dxa" w:w="100"/>
@@ -1000,7 +1119,7 @@
                 <w:rFonts w:ascii="맑은 고딕" w:cs="맑은 고딕" w:eastAsia="맑은 고딕" w:hAnsi="맑은 고딕"/>
                 <w:b/>
                 <w:bCs/>
-                <w:color w:val="FFFFFF"/>
+                <w:color w:val="1A1A1A"/>
                 <w:sz w:val="17"/>
                 <w:szCs w:val="17"/>
               </w:rPr>
@@ -1019,7 +1138,7 @@
               <w:bottom w:val="single" w:color="B0C8E0" w:sz="4"/>
               <w:right w:val="single" w:color="B0C8E0" w:sz="4"/>
             </w:tcBorders>
-            <w:shd w:fill="EAF1F8" w:val="clear"/>
+            <w:shd w:fill="FFFFFF" w:val="clear"/>
             <w:tcMar>
               <w:top w:type="dxa" w:w="70"/>
               <w:left w:type="dxa" w:w="100"/>
@@ -1053,7 +1172,7 @@
               <w:bottom w:val="single" w:color="B0C8E0" w:sz="4"/>
               <w:right w:val="single" w:color="B0C8E0" w:sz="4"/>
             </w:tcBorders>
-            <w:shd w:fill="EAF1F8" w:val="clear"/>
+            <w:shd w:fill="FFFFFF" w:val="clear"/>
             <w:tcMar>
               <w:top w:type="dxa" w:w="70"/>
               <w:left w:type="dxa" w:w="100"/>
@@ -1087,7 +1206,7 @@
               <w:bottom w:val="single" w:color="B0C8E0" w:sz="4"/>
               <w:right w:val="single" w:color="B0C8E0" w:sz="4"/>
             </w:tcBorders>
-            <w:shd w:fill="EAF1F8" w:val="clear"/>
+            <w:shd w:fill="FFFFFF" w:val="clear"/>
             <w:tcMar>
               <w:top w:type="dxa" w:w="70"/>
               <w:left w:type="dxa" w:w="100"/>
@@ -1121,7 +1240,7 @@
               <w:bottom w:val="single" w:color="B0C8E0" w:sz="4"/>
               <w:right w:val="single" w:color="B0C8E0" w:sz="4"/>
             </w:tcBorders>
-            <w:shd w:fill="EAF1F8" w:val="clear"/>
+            <w:shd w:fill="FFFFFF" w:val="clear"/>
             <w:tcMar>
               <w:top w:type="dxa" w:w="70"/>
               <w:left w:type="dxa" w:w="100"/>
@@ -1295,7 +1414,7 @@
               <w:bottom w:val="single" w:color="B0C8E0" w:sz="4"/>
               <w:right w:val="single" w:color="B0C8E0" w:sz="4"/>
             </w:tcBorders>
-            <w:shd w:fill="EAF1F8" w:val="clear"/>
+            <w:shd w:fill="FFFFFF" w:val="clear"/>
             <w:tcMar>
               <w:top w:type="dxa" w:w="70"/>
               <w:left w:type="dxa" w:w="100"/>
@@ -1329,7 +1448,7 @@
               <w:bottom w:val="single" w:color="B0C8E0" w:sz="4"/>
               <w:right w:val="single" w:color="B0C8E0" w:sz="4"/>
             </w:tcBorders>
-            <w:shd w:fill="EAF1F8" w:val="clear"/>
+            <w:shd w:fill="FFFFFF" w:val="clear"/>
             <w:tcMar>
               <w:top w:type="dxa" w:w="70"/>
               <w:left w:type="dxa" w:w="100"/>
@@ -1363,7 +1482,7 @@
               <w:bottom w:val="single" w:color="B0C8E0" w:sz="4"/>
               <w:right w:val="single" w:color="B0C8E0" w:sz="4"/>
             </w:tcBorders>
-            <w:shd w:fill="EAF1F8" w:val="clear"/>
+            <w:shd w:fill="FFFFFF" w:val="clear"/>
             <w:tcMar>
               <w:top w:type="dxa" w:w="70"/>
               <w:left w:type="dxa" w:w="100"/>
@@ -1397,7 +1516,7 @@
               <w:bottom w:val="single" w:color="B0C8E0" w:sz="4"/>
               <w:right w:val="single" w:color="B0C8E0" w:sz="4"/>
             </w:tcBorders>
-            <w:shd w:fill="EAF1F8" w:val="clear"/>
+            <w:shd w:fill="FFFFFF" w:val="clear"/>
             <w:tcMar>
               <w:top w:type="dxa" w:w="70"/>
               <w:left w:type="dxa" w:w="100"/>
@@ -1571,7 +1690,7 @@
               <w:bottom w:val="single" w:color="B0C8E0" w:sz="4"/>
               <w:right w:val="single" w:color="B0C8E0" w:sz="4"/>
             </w:tcBorders>
-            <w:shd w:fill="EAF1F8" w:val="clear"/>
+            <w:shd w:fill="FFFFFF" w:val="clear"/>
             <w:tcMar>
               <w:top w:type="dxa" w:w="70"/>
               <w:left w:type="dxa" w:w="100"/>
@@ -1605,7 +1724,7 @@
               <w:bottom w:val="single" w:color="B0C8E0" w:sz="4"/>
               <w:right w:val="single" w:color="B0C8E0" w:sz="4"/>
             </w:tcBorders>
-            <w:shd w:fill="EAF1F8" w:val="clear"/>
+            <w:shd w:fill="FFFFFF" w:val="clear"/>
             <w:tcMar>
               <w:top w:type="dxa" w:w="70"/>
               <w:left w:type="dxa" w:w="100"/>
@@ -1639,7 +1758,7 @@
               <w:bottom w:val="single" w:color="B0C8E0" w:sz="4"/>
               <w:right w:val="single" w:color="B0C8E0" w:sz="4"/>
             </w:tcBorders>
-            <w:shd w:fill="EAF1F8" w:val="clear"/>
+            <w:shd w:fill="FFFFFF" w:val="clear"/>
             <w:tcMar>
               <w:top w:type="dxa" w:w="70"/>
               <w:left w:type="dxa" w:w="100"/>
@@ -1673,7 +1792,7 @@
               <w:bottom w:val="single" w:color="B0C8E0" w:sz="4"/>
               <w:right w:val="single" w:color="B0C8E0" w:sz="4"/>
             </w:tcBorders>
-            <w:shd w:fill="EAF1F8" w:val="clear"/>
+            <w:shd w:fill="FFFFFF" w:val="clear"/>
             <w:tcMar>
               <w:top w:type="dxa" w:w="70"/>
               <w:left w:type="dxa" w:w="100"/>
@@ -1716,9 +1835,6 @@
     </w:p>
     <w:p>
       <w:pPr>
-        <w:pBdr>
-          <w:left w:val="single" w:color="C8714A" w:sz="12"/>
-        </w:pBdr>
         <w:spacing w:after="60" w:before="260"/>
         <w:ind w:left="180"/>
       </w:pPr>
@@ -1782,10 +1898,7 @@
     </w:p>
     <w:p>
       <w:pPr>
-        <w:pBdr>
-          <w:bottom w:val="single" w:color="C8714A" w:sz="8"/>
-        </w:pBdr>
-        <w:shd w:fill="1A3A5C" w:val="clear"/>
+        <w:shd w:fill="FFFFFF" w:val="clear"/>
         <w:spacing w:after="200" w:before="440"/>
         <w:jc w:val="center"/>
       </w:pPr>
@@ -1794,7 +1907,7 @@
           <w:rFonts w:ascii="맑은 고딕" w:cs="맑은 고딕" w:eastAsia="맑은 고딕" w:hAnsi="맑은 고딕"/>
           <w:b/>
           <w:bCs/>
-          <w:color w:val="FFFFFF"/>
+          <w:color w:val="1A1A1A"/>
           <w:sz w:val="27"/>
           <w:szCs w:val="27"/>
         </w:rPr>
@@ -1826,9 +1939,6 @@
     </w:p>
     <w:p>
       <w:pPr>
-        <w:pBdr>
-          <w:left w:val="single" w:color="C8714A" w:sz="12"/>
-        </w:pBdr>
         <w:spacing w:after="60" w:before="260"/>
         <w:ind w:left="180"/>
       </w:pPr>
@@ -1908,9 +2018,6 @@
     </w:p>
     <w:p>
       <w:pPr>
-        <w:pBdr>
-          <w:left w:val="single" w:color="C8714A" w:sz="12"/>
-        </w:pBdr>
         <w:spacing w:after="60" w:before="260"/>
         <w:ind w:left="180"/>
       </w:pPr>
@@ -2006,9 +2113,6 @@
     </w:p>
     <w:p>
       <w:pPr>
-        <w:pBdr>
-          <w:left w:val="single" w:color="C8714A" w:sz="12"/>
-        </w:pBdr>
         <w:spacing w:after="60" w:before="260"/>
         <w:ind w:left="180"/>
       </w:pPr>
@@ -2088,10 +2192,7 @@
     </w:p>
     <w:p>
       <w:pPr>
-        <w:pBdr>
-          <w:bottom w:val="single" w:color="C8714A" w:sz="8"/>
-        </w:pBdr>
-        <w:shd w:fill="1A3A5C" w:val="clear"/>
+        <w:shd w:fill="FFFFFF" w:val="clear"/>
         <w:spacing w:after="200" w:before="440"/>
         <w:jc w:val="center"/>
       </w:pPr>
@@ -2100,7 +2201,7 @@
           <w:rFonts w:ascii="맑은 고딕" w:cs="맑은 고딕" w:eastAsia="맑은 고딕" w:hAnsi="맑은 고딕"/>
           <w:b/>
           <w:bCs/>
-          <w:color w:val="FFFFFF"/>
+          <w:color w:val="1A1A1A"/>
           <w:sz w:val="27"/>
           <w:szCs w:val="27"/>
         </w:rPr>
@@ -2132,9 +2233,6 @@
     </w:p>
     <w:p>
       <w:pPr>
-        <w:pBdr>
-          <w:left w:val="single" w:color="C8714A" w:sz="12"/>
-        </w:pBdr>
         <w:spacing w:after="60" w:before="260"/>
         <w:ind w:left="180"/>
       </w:pPr>
@@ -2191,7 +2289,7 @@
               <w:bottom w:val="single" w:color="B0C8E0" w:sz="4"/>
               <w:right w:val="single" w:color="B0C8E0" w:sz="4"/>
             </w:tcBorders>
-            <w:shd w:fill="1A3A5C" w:val="clear"/>
+            <w:shd w:fill="FFFFFF" w:val="clear"/>
             <w:tcMar>
               <w:top w:type="dxa" w:w="80"/>
               <w:left w:type="dxa" w:w="100"/>
@@ -2208,7 +2306,7 @@
                 <w:rFonts w:ascii="맑은 고딕" w:cs="맑은 고딕" w:eastAsia="맑은 고딕" w:hAnsi="맑은 고딕"/>
                 <w:b/>
                 <w:bCs/>
-                <w:color w:val="FFFFFF"/>
+                <w:color w:val="1A1A1A"/>
                 <w:sz w:val="17"/>
                 <w:szCs w:val="17"/>
               </w:rPr>
@@ -2225,7 +2323,7 @@
               <w:bottom w:val="single" w:color="B0C8E0" w:sz="4"/>
               <w:right w:val="single" w:color="B0C8E0" w:sz="4"/>
             </w:tcBorders>
-            <w:shd w:fill="1A3A5C" w:val="clear"/>
+            <w:shd w:fill="FFFFFF" w:val="clear"/>
             <w:tcMar>
               <w:top w:type="dxa" w:w="80"/>
               <w:left w:type="dxa" w:w="100"/>
@@ -2242,7 +2340,7 @@
                 <w:rFonts w:ascii="맑은 고딕" w:cs="맑은 고딕" w:eastAsia="맑은 고딕" w:hAnsi="맑은 고딕"/>
                 <w:b/>
                 <w:bCs/>
-                <w:color w:val="FFFFFF"/>
+                <w:color w:val="1A1A1A"/>
                 <w:sz w:val="17"/>
                 <w:szCs w:val="17"/>
               </w:rPr>
@@ -2259,7 +2357,7 @@
               <w:bottom w:val="single" w:color="B0C8E0" w:sz="4"/>
               <w:right w:val="single" w:color="B0C8E0" w:sz="4"/>
             </w:tcBorders>
-            <w:shd w:fill="1A3A5C" w:val="clear"/>
+            <w:shd w:fill="FFFFFF" w:val="clear"/>
             <w:tcMar>
               <w:top w:type="dxa" w:w="80"/>
               <w:left w:type="dxa" w:w="100"/>
@@ -2276,7 +2374,7 @@
                 <w:rFonts w:ascii="맑은 고딕" w:cs="맑은 고딕" w:eastAsia="맑은 고딕" w:hAnsi="맑은 고딕"/>
                 <w:b/>
                 <w:bCs/>
-                <w:color w:val="FFFFFF"/>
+                <w:color w:val="1A1A1A"/>
                 <w:sz w:val="17"/>
                 <w:szCs w:val="17"/>
               </w:rPr>
@@ -2295,7 +2393,7 @@
               <w:bottom w:val="single" w:color="B0C8E0" w:sz="4"/>
               <w:right w:val="single" w:color="B0C8E0" w:sz="4"/>
             </w:tcBorders>
-            <w:shd w:fill="EAF1F8" w:val="clear"/>
+            <w:shd w:fill="FFFFFF" w:val="clear"/>
             <w:tcMar>
               <w:top w:type="dxa" w:w="70"/>
               <w:left w:type="dxa" w:w="100"/>
@@ -2329,7 +2427,7 @@
               <w:bottom w:val="single" w:color="B0C8E0" w:sz="4"/>
               <w:right w:val="single" w:color="B0C8E0" w:sz="4"/>
             </w:tcBorders>
-            <w:shd w:fill="EAF1F8" w:val="clear"/>
+            <w:shd w:fill="FFFFFF" w:val="clear"/>
             <w:tcMar>
               <w:top w:type="dxa" w:w="70"/>
               <w:left w:type="dxa" w:w="100"/>
@@ -2363,7 +2461,7 @@
               <w:bottom w:val="single" w:color="B0C8E0" w:sz="4"/>
               <w:right w:val="single" w:color="B0C8E0" w:sz="4"/>
             </w:tcBorders>
-            <w:shd w:fill="EAF1F8" w:val="clear"/>
+            <w:shd w:fill="FFFFFF" w:val="clear"/>
             <w:tcMar>
               <w:top w:type="dxa" w:w="70"/>
               <w:left w:type="dxa" w:w="100"/>
@@ -2503,7 +2601,7 @@
               <w:bottom w:val="single" w:color="B0C8E0" w:sz="4"/>
               <w:right w:val="single" w:color="B0C8E0" w:sz="4"/>
             </w:tcBorders>
-            <w:shd w:fill="EAF1F8" w:val="clear"/>
+            <w:shd w:fill="FFFFFF" w:val="clear"/>
             <w:tcMar>
               <w:top w:type="dxa" w:w="70"/>
               <w:left w:type="dxa" w:w="100"/>
@@ -2537,7 +2635,7 @@
               <w:bottom w:val="single" w:color="B0C8E0" w:sz="4"/>
               <w:right w:val="single" w:color="B0C8E0" w:sz="4"/>
             </w:tcBorders>
-            <w:shd w:fill="EAF1F8" w:val="clear"/>
+            <w:shd w:fill="FFFFFF" w:val="clear"/>
             <w:tcMar>
               <w:top w:type="dxa" w:w="70"/>
               <w:left w:type="dxa" w:w="100"/>
@@ -2571,7 +2669,7 @@
               <w:bottom w:val="single" w:color="B0C8E0" w:sz="4"/>
               <w:right w:val="single" w:color="B0C8E0" w:sz="4"/>
             </w:tcBorders>
-            <w:shd w:fill="EAF1F8" w:val="clear"/>
+            <w:shd w:fill="FFFFFF" w:val="clear"/>
             <w:tcMar>
               <w:top w:type="dxa" w:w="70"/>
               <w:left w:type="dxa" w:w="100"/>
@@ -2711,7 +2809,7 @@
               <w:bottom w:val="single" w:color="B0C8E0" w:sz="4"/>
               <w:right w:val="single" w:color="B0C8E0" w:sz="4"/>
             </w:tcBorders>
-            <w:shd w:fill="EAF1F8" w:val="clear"/>
+            <w:shd w:fill="FFFFFF" w:val="clear"/>
             <w:tcMar>
               <w:top w:type="dxa" w:w="70"/>
               <w:left w:type="dxa" w:w="100"/>
@@ -2745,7 +2843,7 @@
               <w:bottom w:val="single" w:color="B0C8E0" w:sz="4"/>
               <w:right w:val="single" w:color="B0C8E0" w:sz="4"/>
             </w:tcBorders>
-            <w:shd w:fill="EAF1F8" w:val="clear"/>
+            <w:shd w:fill="FFFFFF" w:val="clear"/>
             <w:tcMar>
               <w:top w:type="dxa" w:w="70"/>
               <w:left w:type="dxa" w:w="100"/>
@@ -2779,7 +2877,7 @@
               <w:bottom w:val="single" w:color="B0C8E0" w:sz="4"/>
               <w:right w:val="single" w:color="B0C8E0" w:sz="4"/>
             </w:tcBorders>
-            <w:shd w:fill="EAF1F8" w:val="clear"/>
+            <w:shd w:fill="FFFFFF" w:val="clear"/>
             <w:tcMar>
               <w:top w:type="dxa" w:w="70"/>
               <w:left w:type="dxa" w:w="100"/>
@@ -2926,9 +3024,6 @@
     </w:p>
     <w:p>
       <w:pPr>
-        <w:pBdr>
-          <w:left w:val="single" w:color="C8714A" w:sz="12"/>
-        </w:pBdr>
         <w:spacing w:after="60" w:before="260"/>
         <w:ind w:left="180"/>
       </w:pPr>
@@ -2992,9 +3087,6 @@
     </w:p>
     <w:p>
       <w:pPr>
-        <w:pBdr>
-          <w:left w:val="single" w:color="C8714A" w:sz="12"/>
-        </w:pBdr>
         <w:spacing w:after="60" w:before="260"/>
         <w:ind w:left="180"/>
       </w:pPr>
@@ -3074,9 +3166,6 @@
     </w:p>
     <w:p>
       <w:pPr>
-        <w:pBdr>
-          <w:left w:val="single" w:color="C8714A" w:sz="12"/>
-        </w:pBdr>
         <w:spacing w:after="60" w:before="260"/>
         <w:ind w:left="180"/>
       </w:pPr>
@@ -3158,12 +3247,12 @@
       <w:tblPr>
         <w:tblW w:type="dxa" w:w="9070"/>
         <w:tblBorders>
-          <w:top w:val="single" w:color="auto" w:sz="4"/>
-          <w:left w:val="single" w:color="auto" w:sz="4"/>
-          <w:bottom w:val="single" w:color="auto" w:sz="4"/>
-          <w:right w:val="single" w:color="auto" w:sz="4"/>
-          <w:insideH w:val="single" w:color="auto" w:sz="4"/>
-          <w:insideV w:val="single" w:color="auto" w:sz="4"/>
+          <w:top w:val="nil"/>
+          <w:left w:val="nil"/>
+          <w:bottom w:val="nil"/>
+          <w:right w:val="nil"/>
+          <w:insideH w:val="nil"/>
+          <w:insideV w:val="nil"/>
         </w:tblBorders>
       </w:tblPr>
       <w:tblGrid>
@@ -3173,13 +3262,7 @@
         <w:tc>
           <w:tcPr>
             <w:tcW w:type="dxa" w:w="9070"/>
-            <w:tcBorders>
-              <w:top w:val="single" w:color="B0C8E0" w:sz="4"/>
-              <w:left w:val="single" w:color="B0C8E0" w:sz="4"/>
-              <w:bottom w:val="single" w:color="B0C8E0" w:sz="4"/>
-              <w:right w:val="single" w:color="B0C8E0" w:sz="4"/>
-            </w:tcBorders>
-            <w:shd w:fill="EAF1F8" w:val="clear"/>
+            <w:shd w:fill="FFFFFF" w:val="clear"/>
             <w:tcMar>
               <w:top w:type="dxa" w:w="180"/>
               <w:left w:type="dxa" w:w="300"/>
@@ -3275,9 +3358,6 @@
     </w:p>
     <w:p>
       <w:pPr>
-        <w:pBdr>
-          <w:bottom w:val="single" w:color="C8714A" w:sz="6"/>
-        </w:pBdr>
         <w:spacing w:after="80" w:before="0"/>
         <w:jc w:val="center"/>
       </w:pPr>
@@ -3380,7 +3460,7 @@
               <w:bottom w:val="single" w:color="B0C8E0" w:sz="4"/>
               <w:right w:val="single" w:color="B0C8E0" w:sz="4"/>
             </w:tcBorders>
-            <w:shd w:fill="EAF1F8" w:val="clear"/>
+            <w:shd w:fill="FFFFFF" w:val="clear"/>
             <w:tcMar>
               <w:top w:type="dxa" w:w="80"/>
               <w:left w:type="dxa" w:w="160"/>
@@ -3444,7 +3524,7 @@
               <w:bottom w:val="single" w:color="B0C8E0" w:sz="4"/>
               <w:right w:val="single" w:color="B0C8E0" w:sz="4"/>
             </w:tcBorders>
-            <w:shd w:fill="EAF1F8" w:val="clear"/>
+            <w:shd w:fill="FFFFFF" w:val="clear"/>
             <w:tcMar>
               <w:top w:type="dxa" w:w="80"/>
               <w:left w:type="dxa" w:w="160"/>
@@ -3508,7 +3588,7 @@
               <w:bottom w:val="single" w:color="B0C8E0" w:sz="4"/>
               <w:right w:val="single" w:color="B0C8E0" w:sz="4"/>
             </w:tcBorders>
-            <w:shd w:fill="EAF1F8" w:val="clear"/>
+            <w:shd w:fill="FFFFFF" w:val="clear"/>
             <w:tcMar>
               <w:top w:type="dxa" w:w="80"/>
               <w:left w:type="dxa" w:w="160"/>
@@ -3572,7 +3652,7 @@
               <w:bottom w:val="single" w:color="B0C8E0" w:sz="4"/>
               <w:right w:val="single" w:color="B0C8E0" w:sz="4"/>
             </w:tcBorders>
-            <w:shd w:fill="EAF1F8" w:val="clear"/>
+            <w:shd w:fill="FFFFFF" w:val="clear"/>
             <w:tcMar>
               <w:top w:type="dxa" w:w="80"/>
               <w:left w:type="dxa" w:w="160"/>
@@ -3636,7 +3716,7 @@
               <w:bottom w:val="single" w:color="B0C8E0" w:sz="4"/>
               <w:right w:val="single" w:color="B0C8E0" w:sz="4"/>
             </w:tcBorders>
-            <w:shd w:fill="EAF1F8" w:val="clear"/>
+            <w:shd w:fill="FFFFFF" w:val="clear"/>
             <w:tcMar>
               <w:top w:type="dxa" w:w="80"/>
               <w:left w:type="dxa" w:w="160"/>
@@ -3729,10 +3809,7 @@
     </w:p>
     <w:p>
       <w:pPr>
-        <w:pBdr>
-          <w:bottom w:val="single" w:color="C8714A" w:sz="8"/>
-        </w:pBdr>
-        <w:shd w:fill="1A3A5C" w:val="clear"/>
+        <w:shd w:fill="FFFFFF" w:val="clear"/>
         <w:spacing w:after="200" w:before="440"/>
         <w:jc w:val="center"/>
       </w:pPr>
@@ -3741,7 +3818,7 @@
           <w:rFonts w:ascii="맑은 고딕" w:cs="맑은 고딕" w:eastAsia="맑은 고딕" w:hAnsi="맑은 고딕"/>
           <w:b/>
           <w:bCs/>
-          <w:color w:val="FFFFFF"/>
+          <w:color w:val="1A1A1A"/>
           <w:sz w:val="27"/>
           <w:szCs w:val="27"/>
         </w:rPr>
@@ -3773,9 +3850,6 @@
     </w:p>
     <w:p>
       <w:pPr>
-        <w:pBdr>
-          <w:left w:val="single" w:color="C8714A" w:sz="12"/>
-        </w:pBdr>
         <w:spacing w:after="60" w:before="260"/>
         <w:ind w:left="180"/>
       </w:pPr>
@@ -3823,9 +3897,6 @@
     </w:p>
     <w:p>
       <w:pPr>
-        <w:pBdr>
-          <w:left w:val="single" w:color="C8714A" w:sz="12"/>
-        </w:pBdr>
         <w:spacing w:after="60" w:before="260"/>
         <w:ind w:left="180"/>
       </w:pPr>
@@ -3905,9 +3976,6 @@
     </w:p>
     <w:p>
       <w:pPr>
-        <w:pBdr>
-          <w:left w:val="single" w:color="C8714A" w:sz="12"/>
-        </w:pBdr>
         <w:spacing w:after="60" w:before="260"/>
         <w:ind w:left="180"/>
       </w:pPr>
@@ -3964,7 +4032,7 @@
               <w:bottom w:val="single" w:color="B0C8E0" w:sz="4"/>
               <w:right w:val="single" w:color="B0C8E0" w:sz="4"/>
             </w:tcBorders>
-            <w:shd w:fill="1A3A5C" w:val="clear"/>
+            <w:shd w:fill="FFFFFF" w:val="clear"/>
             <w:tcMar>
               <w:top w:type="dxa" w:w="80"/>
               <w:left w:type="dxa" w:w="100"/>
@@ -3981,7 +4049,7 @@
                 <w:rFonts w:ascii="맑은 고딕" w:cs="맑은 고딕" w:eastAsia="맑은 고딕" w:hAnsi="맑은 고딕"/>
                 <w:b/>
                 <w:bCs/>
-                <w:color w:val="FFFFFF"/>
+                <w:color w:val="1A1A1A"/>
                 <w:sz w:val="17"/>
                 <w:szCs w:val="17"/>
               </w:rPr>
@@ -3998,7 +4066,7 @@
               <w:bottom w:val="single" w:color="B0C8E0" w:sz="4"/>
               <w:right w:val="single" w:color="B0C8E0" w:sz="4"/>
             </w:tcBorders>
-            <w:shd w:fill="1A3A5C" w:val="clear"/>
+            <w:shd w:fill="FFFFFF" w:val="clear"/>
             <w:tcMar>
               <w:top w:type="dxa" w:w="80"/>
               <w:left w:type="dxa" w:w="100"/>
@@ -4015,7 +4083,7 @@
                 <w:rFonts w:ascii="맑은 고딕" w:cs="맑은 고딕" w:eastAsia="맑은 고딕" w:hAnsi="맑은 고딕"/>
                 <w:b/>
                 <w:bCs/>
-                <w:color w:val="FFFFFF"/>
+                <w:color w:val="1A1A1A"/>
                 <w:sz w:val="17"/>
                 <w:szCs w:val="17"/>
               </w:rPr>
@@ -4032,7 +4100,7 @@
               <w:bottom w:val="single" w:color="B0C8E0" w:sz="4"/>
               <w:right w:val="single" w:color="B0C8E0" w:sz="4"/>
             </w:tcBorders>
-            <w:shd w:fill="1A3A5C" w:val="clear"/>
+            <w:shd w:fill="FFFFFF" w:val="clear"/>
             <w:tcMar>
               <w:top w:type="dxa" w:w="80"/>
               <w:left w:type="dxa" w:w="100"/>
@@ -4049,7 +4117,7 @@
                 <w:rFonts w:ascii="맑은 고딕" w:cs="맑은 고딕" w:eastAsia="맑은 고딕" w:hAnsi="맑은 고딕"/>
                 <w:b/>
                 <w:bCs/>
-                <w:color w:val="FFFFFF"/>
+                <w:color w:val="1A1A1A"/>
                 <w:sz w:val="17"/>
                 <w:szCs w:val="17"/>
               </w:rPr>
@@ -4068,7 +4136,7 @@
               <w:bottom w:val="single" w:color="B0C8E0" w:sz="4"/>
               <w:right w:val="single" w:color="B0C8E0" w:sz="4"/>
             </w:tcBorders>
-            <w:shd w:fill="EAF1F8" w:val="clear"/>
+            <w:shd w:fill="FFFFFF" w:val="clear"/>
             <w:tcMar>
               <w:top w:type="dxa" w:w="70"/>
               <w:left w:type="dxa" w:w="100"/>
@@ -4102,7 +4170,7 @@
               <w:bottom w:val="single" w:color="B0C8E0" w:sz="4"/>
               <w:right w:val="single" w:color="B0C8E0" w:sz="4"/>
             </w:tcBorders>
-            <w:shd w:fill="EAF1F8" w:val="clear"/>
+            <w:shd w:fill="FFFFFF" w:val="clear"/>
             <w:tcMar>
               <w:top w:type="dxa" w:w="70"/>
               <w:left w:type="dxa" w:w="100"/>
@@ -4136,7 +4204,7 @@
               <w:bottom w:val="single" w:color="B0C8E0" w:sz="4"/>
               <w:right w:val="single" w:color="B0C8E0" w:sz="4"/>
             </w:tcBorders>
-            <w:shd w:fill="EAF1F8" w:val="clear"/>
+            <w:shd w:fill="FFFFFF" w:val="clear"/>
             <w:tcMar>
               <w:top w:type="dxa" w:w="70"/>
               <w:left w:type="dxa" w:w="100"/>
@@ -4276,7 +4344,7 @@
               <w:bottom w:val="single" w:color="B0C8E0" w:sz="4"/>
               <w:right w:val="single" w:color="B0C8E0" w:sz="4"/>
             </w:tcBorders>
-            <w:shd w:fill="EAF1F8" w:val="clear"/>
+            <w:shd w:fill="FFFFFF" w:val="clear"/>
             <w:tcMar>
               <w:top w:type="dxa" w:w="70"/>
               <w:left w:type="dxa" w:w="100"/>
@@ -4310,7 +4378,7 @@
               <w:bottom w:val="single" w:color="B0C8E0" w:sz="4"/>
               <w:right w:val="single" w:color="B0C8E0" w:sz="4"/>
             </w:tcBorders>
-            <w:shd w:fill="EAF1F8" w:val="clear"/>
+            <w:shd w:fill="FFFFFF" w:val="clear"/>
             <w:tcMar>
               <w:top w:type="dxa" w:w="70"/>
               <w:left w:type="dxa" w:w="100"/>
@@ -4344,7 +4412,7 @@
               <w:bottom w:val="single" w:color="B0C8E0" w:sz="4"/>
               <w:right w:val="single" w:color="B0C8E0" w:sz="4"/>
             </w:tcBorders>
-            <w:shd w:fill="EAF1F8" w:val="clear"/>
+            <w:shd w:fill="FFFFFF" w:val="clear"/>
             <w:tcMar>
               <w:top w:type="dxa" w:w="70"/>
               <w:left w:type="dxa" w:w="100"/>
@@ -4484,7 +4552,7 @@
               <w:bottom w:val="single" w:color="B0C8E0" w:sz="4"/>
               <w:right w:val="single" w:color="B0C8E0" w:sz="4"/>
             </w:tcBorders>
-            <w:shd w:fill="EAF1F8" w:val="clear"/>
+            <w:shd w:fill="FFFFFF" w:val="clear"/>
             <w:tcMar>
               <w:top w:type="dxa" w:w="70"/>
               <w:left w:type="dxa" w:w="100"/>
@@ -4518,7 +4586,7 @@
               <w:bottom w:val="single" w:color="B0C8E0" w:sz="4"/>
               <w:right w:val="single" w:color="B0C8E0" w:sz="4"/>
             </w:tcBorders>
-            <w:shd w:fill="EAF1F8" w:val="clear"/>
+            <w:shd w:fill="FFFFFF" w:val="clear"/>
             <w:tcMar>
               <w:top w:type="dxa" w:w="70"/>
               <w:left w:type="dxa" w:w="100"/>
@@ -4552,7 +4620,7 @@
               <w:bottom w:val="single" w:color="B0C8E0" w:sz="4"/>
               <w:right w:val="single" w:color="B0C8E0" w:sz="4"/>
             </w:tcBorders>
-            <w:shd w:fill="EAF1F8" w:val="clear"/>
+            <w:shd w:fill="FFFFFF" w:val="clear"/>
             <w:tcMar>
               <w:top w:type="dxa" w:w="70"/>
               <w:left w:type="dxa" w:w="100"/>
@@ -4699,9 +4767,6 @@
     </w:p>
     <w:p>
       <w:pPr>
-        <w:pBdr>
-          <w:left w:val="single" w:color="C8714A" w:sz="12"/>
-        </w:pBdr>
         <w:spacing w:after="60" w:before="260"/>
         <w:ind w:left="180"/>
       </w:pPr>
@@ -4781,10 +4846,7 @@
     </w:p>
     <w:p>
       <w:pPr>
-        <w:pBdr>
-          <w:bottom w:val="single" w:color="C8714A" w:sz="8"/>
-        </w:pBdr>
-        <w:shd w:fill="1A3A5C" w:val="clear"/>
+        <w:shd w:fill="FFFFFF" w:val="clear"/>
         <w:spacing w:after="200" w:before="440"/>
         <w:jc w:val="center"/>
       </w:pPr>
@@ -4793,7 +4855,7 @@
           <w:rFonts w:ascii="맑은 고딕" w:cs="맑은 고딕" w:eastAsia="맑은 고딕" w:hAnsi="맑은 고딕"/>
           <w:b/>
           <w:bCs/>
-          <w:color w:val="FFFFFF"/>
+          <w:color w:val="1A1A1A"/>
           <w:sz w:val="27"/>
           <w:szCs w:val="27"/>
         </w:rPr>
@@ -4825,9 +4887,6 @@
     </w:p>
     <w:p>
       <w:pPr>
-        <w:pBdr>
-          <w:left w:val="single" w:color="C8714A" w:sz="12"/>
-        </w:pBdr>
         <w:spacing w:after="60" w:before="260"/>
         <w:ind w:left="180"/>
       </w:pPr>
@@ -4923,9 +4982,6 @@
     </w:p>
     <w:p>
       <w:pPr>
-        <w:pBdr>
-          <w:left w:val="single" w:color="C8714A" w:sz="12"/>
-        </w:pBdr>
         <w:spacing w:after="60" w:before="260"/>
         <w:ind w:left="180"/>
       </w:pPr>
@@ -5005,9 +5061,6 @@
     </w:p>
     <w:p>
       <w:pPr>
-        <w:pBdr>
-          <w:left w:val="single" w:color="C8714A" w:sz="12"/>
-        </w:pBdr>
         <w:spacing w:after="60" w:before="260"/>
         <w:ind w:left="180"/>
       </w:pPr>
@@ -5087,10 +5140,7 @@
     </w:p>
     <w:p>
       <w:pPr>
-        <w:pBdr>
-          <w:bottom w:val="single" w:color="C8714A" w:sz="8"/>
-        </w:pBdr>
-        <w:shd w:fill="1A3A5C" w:val="clear"/>
+        <w:shd w:fill="FFFFFF" w:val="clear"/>
         <w:spacing w:after="200" w:before="440"/>
         <w:jc w:val="center"/>
       </w:pPr>
@@ -5099,7 +5149,7 @@
           <w:rFonts w:ascii="맑은 고딕" w:cs="맑은 고딕" w:eastAsia="맑은 고딕" w:hAnsi="맑은 고딕"/>
           <w:b/>
           <w:bCs/>
-          <w:color w:val="FFFFFF"/>
+          <w:color w:val="1A1A1A"/>
           <w:sz w:val="27"/>
           <w:szCs w:val="27"/>
         </w:rPr>
@@ -5131,9 +5181,6 @@
     </w:p>
     <w:p>
       <w:pPr>
-        <w:pBdr>
-          <w:left w:val="single" w:color="C8714A" w:sz="12"/>
-        </w:pBdr>
         <w:spacing w:after="60" w:before="260"/>
         <w:ind w:left="180"/>
       </w:pPr>
@@ -5229,9 +5276,6 @@
     </w:p>
     <w:p>
       <w:pPr>
-        <w:pBdr>
-          <w:left w:val="single" w:color="C8714A" w:sz="12"/>
-        </w:pBdr>
         <w:spacing w:after="60" w:before="260"/>
         <w:ind w:left="180"/>
       </w:pPr>
@@ -5311,9 +5355,6 @@
     </w:p>
     <w:p>
       <w:pPr>
-        <w:pBdr>
-          <w:left w:val="single" w:color="C8714A" w:sz="12"/>
-        </w:pBdr>
         <w:spacing w:after="60" w:before="260"/>
         <w:ind w:left="180"/>
       </w:pPr>
@@ -5347,12 +5388,12 @@
       <w:tblPr>
         <w:tblW w:type="dxa" w:w="9070"/>
         <w:tblBorders>
-          <w:top w:val="single" w:color="auto" w:sz="4"/>
-          <w:left w:val="single" w:color="auto" w:sz="4"/>
-          <w:bottom w:val="single" w:color="auto" w:sz="4"/>
-          <w:right w:val="single" w:color="auto" w:sz="4"/>
-          <w:insideH w:val="single" w:color="auto" w:sz="4"/>
-          <w:insideV w:val="single" w:color="auto" w:sz="4"/>
+          <w:top w:val="nil"/>
+          <w:left w:val="nil"/>
+          <w:bottom w:val="nil"/>
+          <w:right w:val="nil"/>
+          <w:insideH w:val="nil"/>
+          <w:insideV w:val="nil"/>
         </w:tblBorders>
       </w:tblPr>
       <w:tblGrid>
@@ -5362,13 +5403,7 @@
         <w:tc>
           <w:tcPr>
             <w:tcW w:type="dxa" w:w="9070"/>
-            <w:tcBorders>
-              <w:top w:val="single" w:color="4A1E6E" w:sz="10"/>
-              <w:left w:val="single" w:color="4A1E6E" w:sz="6"/>
-              <w:bottom w:val="single" w:color="4A1E6E" w:sz="10"/>
-              <w:right w:val="none" w:color="FFFFFF" w:sz="0"/>
-            </w:tcBorders>
-            <w:shd w:fill="F5F0FF" w:val="clear"/>
+            <w:shd w:fill="FFFFFF" w:val="clear"/>
             <w:tcMar>
               <w:top w:type="dxa" w:w="140"/>
               <w:left w:type="dxa" w:w="260"/>
@@ -5518,12 +5553,12 @@
       <w:tblPr>
         <w:tblW w:type="dxa" w:w="9070"/>
         <w:tblBorders>
-          <w:top w:val="single" w:color="auto" w:sz="4"/>
-          <w:left w:val="single" w:color="auto" w:sz="4"/>
-          <w:bottom w:val="single" w:color="auto" w:sz="4"/>
-          <w:right w:val="single" w:color="auto" w:sz="4"/>
-          <w:insideH w:val="single" w:color="auto" w:sz="4"/>
-          <w:insideV w:val="single" w:color="auto" w:sz="4"/>
+          <w:top w:val="nil"/>
+          <w:left w:val="nil"/>
+          <w:bottom w:val="nil"/>
+          <w:right w:val="nil"/>
+          <w:insideH w:val="nil"/>
+          <w:insideV w:val="nil"/>
         </w:tblBorders>
       </w:tblPr>
       <w:tblGrid>
@@ -5533,13 +5568,7 @@
         <w:tc>
           <w:tcPr>
             <w:tcW w:type="dxa" w:w="9070"/>
-            <w:tcBorders>
-              <w:top w:val="single" w:color="B0C8E0" w:sz="4"/>
-              <w:left w:val="single" w:color="B0C8E0" w:sz="4"/>
-              <w:bottom w:val="single" w:color="B0C8E0" w:sz="4"/>
-              <w:right w:val="single" w:color="B0C8E0" w:sz="4"/>
-            </w:tcBorders>
-            <w:shd w:fill="EAF1F8" w:val="clear"/>
+            <w:shd w:fill="FFFFFF" w:val="clear"/>
             <w:tcMar>
               <w:top w:type="dxa" w:w="180"/>
               <w:left w:type="dxa" w:w="300"/>
@@ -5635,9 +5664,6 @@
     </w:p>
     <w:p>
       <w:pPr>
-        <w:pBdr>
-          <w:bottom w:val="single" w:color="C8714A" w:sz="6"/>
-        </w:pBdr>
         <w:spacing w:after="80" w:before="0"/>
         <w:jc w:val="center"/>
       </w:pPr>
@@ -5740,7 +5766,7 @@
               <w:bottom w:val="single" w:color="B0C8E0" w:sz="4"/>
               <w:right w:val="single" w:color="B0C8E0" w:sz="4"/>
             </w:tcBorders>
-            <w:shd w:fill="EAF1F8" w:val="clear"/>
+            <w:shd w:fill="FFFFFF" w:val="clear"/>
             <w:tcMar>
               <w:top w:type="dxa" w:w="80"/>
               <w:left w:type="dxa" w:w="160"/>
@@ -5804,7 +5830,7 @@
               <w:bottom w:val="single" w:color="B0C8E0" w:sz="4"/>
               <w:right w:val="single" w:color="B0C8E0" w:sz="4"/>
             </w:tcBorders>
-            <w:shd w:fill="EAF1F8" w:val="clear"/>
+            <w:shd w:fill="FFFFFF" w:val="clear"/>
             <w:tcMar>
               <w:top w:type="dxa" w:w="80"/>
               <w:left w:type="dxa" w:w="160"/>
@@ -5868,7 +5894,7 @@
               <w:bottom w:val="single" w:color="B0C8E0" w:sz="4"/>
               <w:right w:val="single" w:color="B0C8E0" w:sz="4"/>
             </w:tcBorders>
-            <w:shd w:fill="EAF1F8" w:val="clear"/>
+            <w:shd w:fill="FFFFFF" w:val="clear"/>
             <w:tcMar>
               <w:top w:type="dxa" w:w="80"/>
               <w:left w:type="dxa" w:w="160"/>
@@ -5932,7 +5958,7 @@
               <w:bottom w:val="single" w:color="B0C8E0" w:sz="4"/>
               <w:right w:val="single" w:color="B0C8E0" w:sz="4"/>
             </w:tcBorders>
-            <w:shd w:fill="EAF1F8" w:val="clear"/>
+            <w:shd w:fill="FFFFFF" w:val="clear"/>
             <w:tcMar>
               <w:top w:type="dxa" w:w="80"/>
               <w:left w:type="dxa" w:w="160"/>
@@ -5996,7 +6022,7 @@
               <w:bottom w:val="single" w:color="B0C8E0" w:sz="4"/>
               <w:right w:val="single" w:color="B0C8E0" w:sz="4"/>
             </w:tcBorders>
-            <w:shd w:fill="EAF1F8" w:val="clear"/>
+            <w:shd w:fill="FFFFFF" w:val="clear"/>
             <w:tcMar>
               <w:top w:type="dxa" w:w="80"/>
               <w:left w:type="dxa" w:w="160"/>
@@ -6089,10 +6115,7 @@
     </w:p>
     <w:p>
       <w:pPr>
-        <w:pBdr>
-          <w:bottom w:val="single" w:color="C8714A" w:sz="8"/>
-        </w:pBdr>
-        <w:shd w:fill="1A3A5C" w:val="clear"/>
+        <w:shd w:fill="FFFFFF" w:val="clear"/>
         <w:spacing w:after="200" w:before="440"/>
         <w:jc w:val="center"/>
       </w:pPr>
@@ -6101,7 +6124,7 @@
           <w:rFonts w:ascii="맑은 고딕" w:cs="맑은 고딕" w:eastAsia="맑은 고딕" w:hAnsi="맑은 고딕"/>
           <w:b/>
           <w:bCs/>
-          <w:color w:val="FFFFFF"/>
+          <w:color w:val="1A1A1A"/>
           <w:sz w:val="27"/>
           <w:szCs w:val="27"/>
         </w:rPr>
@@ -6133,9 +6156,6 @@
     </w:p>
     <w:p>
       <w:pPr>
-        <w:pBdr>
-          <w:left w:val="single" w:color="C8714A" w:sz="12"/>
-        </w:pBdr>
         <w:spacing w:after="60" w:before="260"/>
         <w:ind w:left="180"/>
       </w:pPr>
@@ -6183,9 +6203,6 @@
     </w:p>
     <w:p>
       <w:pPr>
-        <w:pBdr>
-          <w:left w:val="single" w:color="C8714A" w:sz="12"/>
-        </w:pBdr>
         <w:spacing w:after="60" w:before="260"/>
         <w:ind w:left="180"/>
       </w:pPr>
@@ -6244,7 +6261,7 @@
               <w:bottom w:val="single" w:color="B0C8E0" w:sz="4"/>
               <w:right w:val="single" w:color="B0C8E0" w:sz="4"/>
             </w:tcBorders>
-            <w:shd w:fill="1A3A5C" w:val="clear"/>
+            <w:shd w:fill="FFFFFF" w:val="clear"/>
             <w:tcMar>
               <w:top w:type="dxa" w:w="80"/>
               <w:left w:type="dxa" w:w="100"/>
@@ -6261,7 +6278,7 @@
                 <w:rFonts w:ascii="맑은 고딕" w:cs="맑은 고딕" w:eastAsia="맑은 고딕" w:hAnsi="맑은 고딕"/>
                 <w:b/>
                 <w:bCs/>
-                <w:color w:val="FFFFFF"/>
+                <w:color w:val="1A1A1A"/>
                 <w:sz w:val="17"/>
                 <w:szCs w:val="17"/>
               </w:rPr>
@@ -6278,7 +6295,7 @@
               <w:bottom w:val="single" w:color="B0C8E0" w:sz="4"/>
               <w:right w:val="single" w:color="B0C8E0" w:sz="4"/>
             </w:tcBorders>
-            <w:shd w:fill="1A3A5C" w:val="clear"/>
+            <w:shd w:fill="FFFFFF" w:val="clear"/>
             <w:tcMar>
               <w:top w:type="dxa" w:w="80"/>
               <w:left w:type="dxa" w:w="100"/>
@@ -6295,7 +6312,7 @@
                 <w:rFonts w:ascii="맑은 고딕" w:cs="맑은 고딕" w:eastAsia="맑은 고딕" w:hAnsi="맑은 고딕"/>
                 <w:b/>
                 <w:bCs/>
-                <w:color w:val="FFFFFF"/>
+                <w:color w:val="1A1A1A"/>
                 <w:sz w:val="17"/>
                 <w:szCs w:val="17"/>
               </w:rPr>
@@ -6312,7 +6329,7 @@
               <w:bottom w:val="single" w:color="B0C8E0" w:sz="4"/>
               <w:right w:val="single" w:color="B0C8E0" w:sz="4"/>
             </w:tcBorders>
-            <w:shd w:fill="1A3A5C" w:val="clear"/>
+            <w:shd w:fill="FFFFFF" w:val="clear"/>
             <w:tcMar>
               <w:top w:type="dxa" w:w="80"/>
               <w:left w:type="dxa" w:w="100"/>
@@ -6329,7 +6346,7 @@
                 <w:rFonts w:ascii="맑은 고딕" w:cs="맑은 고딕" w:eastAsia="맑은 고딕" w:hAnsi="맑은 고딕"/>
                 <w:b/>
                 <w:bCs/>
-                <w:color w:val="FFFFFF"/>
+                <w:color w:val="1A1A1A"/>
                 <w:sz w:val="17"/>
                 <w:szCs w:val="17"/>
               </w:rPr>
@@ -6346,7 +6363,7 @@
               <w:bottom w:val="single" w:color="B0C8E0" w:sz="4"/>
               <w:right w:val="single" w:color="B0C8E0" w:sz="4"/>
             </w:tcBorders>
-            <w:shd w:fill="1A3A5C" w:val="clear"/>
+            <w:shd w:fill="FFFFFF" w:val="clear"/>
             <w:tcMar>
               <w:top w:type="dxa" w:w="80"/>
               <w:left w:type="dxa" w:w="100"/>
@@ -6363,7 +6380,7 @@
                 <w:rFonts w:ascii="맑은 고딕" w:cs="맑은 고딕" w:eastAsia="맑은 고딕" w:hAnsi="맑은 고딕"/>
                 <w:b/>
                 <w:bCs/>
-                <w:color w:val="FFFFFF"/>
+                <w:color w:val="1A1A1A"/>
                 <w:sz w:val="17"/>
                 <w:szCs w:val="17"/>
               </w:rPr>
@@ -6380,7 +6397,7 @@
               <w:bottom w:val="single" w:color="B0C8E0" w:sz="4"/>
               <w:right w:val="single" w:color="B0C8E0" w:sz="4"/>
             </w:tcBorders>
-            <w:shd w:fill="1A3A5C" w:val="clear"/>
+            <w:shd w:fill="FFFFFF" w:val="clear"/>
             <w:tcMar>
               <w:top w:type="dxa" w:w="80"/>
               <w:left w:type="dxa" w:w="100"/>
@@ -6397,7 +6414,7 @@
                 <w:rFonts w:ascii="맑은 고딕" w:cs="맑은 고딕" w:eastAsia="맑은 고딕" w:hAnsi="맑은 고딕"/>
                 <w:b/>
                 <w:bCs/>
-                <w:color w:val="FFFFFF"/>
+                <w:color w:val="1A1A1A"/>
                 <w:sz w:val="17"/>
                 <w:szCs w:val="17"/>
               </w:rPr>
@@ -6416,7 +6433,7 @@
               <w:bottom w:val="single" w:color="B0C8E0" w:sz="4"/>
               <w:right w:val="single" w:color="B0C8E0" w:sz="4"/>
             </w:tcBorders>
-            <w:shd w:fill="EAF1F8" w:val="clear"/>
+            <w:shd w:fill="FFFFFF" w:val="clear"/>
             <w:tcMar>
               <w:top w:type="dxa" w:w="70"/>
               <w:left w:type="dxa" w:w="100"/>
@@ -6450,7 +6467,7 @@
               <w:bottom w:val="single" w:color="B0C8E0" w:sz="4"/>
               <w:right w:val="single" w:color="B0C8E0" w:sz="4"/>
             </w:tcBorders>
-            <w:shd w:fill="EAF1F8" w:val="clear"/>
+            <w:shd w:fill="FFFFFF" w:val="clear"/>
             <w:tcMar>
               <w:top w:type="dxa" w:w="70"/>
               <w:left w:type="dxa" w:w="100"/>
@@ -6484,7 +6501,7 @@
               <w:bottom w:val="single" w:color="B0C8E0" w:sz="4"/>
               <w:right w:val="single" w:color="B0C8E0" w:sz="4"/>
             </w:tcBorders>
-            <w:shd w:fill="EAF1F8" w:val="clear"/>
+            <w:shd w:fill="FFFFFF" w:val="clear"/>
             <w:tcMar>
               <w:top w:type="dxa" w:w="70"/>
               <w:left w:type="dxa" w:w="100"/>
@@ -6518,7 +6535,7 @@
               <w:bottom w:val="single" w:color="B0C8E0" w:sz="4"/>
               <w:right w:val="single" w:color="B0C8E0" w:sz="4"/>
             </w:tcBorders>
-            <w:shd w:fill="EAF1F8" w:val="clear"/>
+            <w:shd w:fill="FFFFFF" w:val="clear"/>
             <w:tcMar>
               <w:top w:type="dxa" w:w="70"/>
               <w:left w:type="dxa" w:w="100"/>
@@ -6552,7 +6569,7 @@
               <w:bottom w:val="single" w:color="B0C8E0" w:sz="4"/>
               <w:right w:val="single" w:color="B0C8E0" w:sz="4"/>
             </w:tcBorders>
-            <w:shd w:fill="EAF1F8" w:val="clear"/>
+            <w:shd w:fill="FFFFFF" w:val="clear"/>
             <w:tcMar>
               <w:top w:type="dxa" w:w="70"/>
               <w:left w:type="dxa" w:w="100"/>
@@ -6760,7 +6777,7 @@
               <w:bottom w:val="single" w:color="B0C8E0" w:sz="4"/>
               <w:right w:val="single" w:color="B0C8E0" w:sz="4"/>
             </w:tcBorders>
-            <w:shd w:fill="EAF1F8" w:val="clear"/>
+            <w:shd w:fill="FFFFFF" w:val="clear"/>
             <w:tcMar>
               <w:top w:type="dxa" w:w="70"/>
               <w:left w:type="dxa" w:w="100"/>
@@ -6794,7 +6811,7 @@
               <w:bottom w:val="single" w:color="B0C8E0" w:sz="4"/>
               <w:right w:val="single" w:color="B0C8E0" w:sz="4"/>
             </w:tcBorders>
-            <w:shd w:fill="EAF1F8" w:val="clear"/>
+            <w:shd w:fill="FFFFFF" w:val="clear"/>
             <w:tcMar>
               <w:top w:type="dxa" w:w="70"/>
               <w:left w:type="dxa" w:w="100"/>
@@ -6828,7 +6845,7 @@
               <w:bottom w:val="single" w:color="B0C8E0" w:sz="4"/>
               <w:right w:val="single" w:color="B0C8E0" w:sz="4"/>
             </w:tcBorders>
-            <w:shd w:fill="EAF1F8" w:val="clear"/>
+            <w:shd w:fill="FFFFFF" w:val="clear"/>
             <w:tcMar>
               <w:top w:type="dxa" w:w="70"/>
               <w:left w:type="dxa" w:w="100"/>
@@ -6862,7 +6879,7 @@
               <w:bottom w:val="single" w:color="B0C8E0" w:sz="4"/>
               <w:right w:val="single" w:color="B0C8E0" w:sz="4"/>
             </w:tcBorders>
-            <w:shd w:fill="EAF1F8" w:val="clear"/>
+            <w:shd w:fill="FFFFFF" w:val="clear"/>
             <w:tcMar>
               <w:top w:type="dxa" w:w="70"/>
               <w:left w:type="dxa" w:w="100"/>
@@ -6896,7 +6913,7 @@
               <w:bottom w:val="single" w:color="B0C8E0" w:sz="4"/>
               <w:right w:val="single" w:color="B0C8E0" w:sz="4"/>
             </w:tcBorders>
-            <w:shd w:fill="EAF1F8" w:val="clear"/>
+            <w:shd w:fill="FFFFFF" w:val="clear"/>
             <w:tcMar>
               <w:top w:type="dxa" w:w="70"/>
               <w:left w:type="dxa" w:w="100"/>
@@ -7111,10 +7128,7 @@
     </w:p>
     <w:p>
       <w:pPr>
-        <w:pBdr>
-          <w:bottom w:val="single" w:color="C8714A" w:sz="8"/>
-        </w:pBdr>
-        <w:shd w:fill="1A3A5C" w:val="clear"/>
+        <w:shd w:fill="FFFFFF" w:val="clear"/>
         <w:spacing w:after="200" w:before="440"/>
         <w:jc w:val="center"/>
       </w:pPr>
@@ -7123,7 +7137,7 @@
           <w:rFonts w:ascii="맑은 고딕" w:cs="맑은 고딕" w:eastAsia="맑은 고딕" w:hAnsi="맑은 고딕"/>
           <w:b/>
           <w:bCs/>
-          <w:color w:val="FFFFFF"/>
+          <w:color w:val="1A1A1A"/>
           <w:sz w:val="27"/>
           <w:szCs w:val="27"/>
         </w:rPr>
@@ -7155,9 +7169,6 @@
     </w:p>
     <w:p>
       <w:pPr>
-        <w:pBdr>
-          <w:left w:val="single" w:color="C8714A" w:sz="12"/>
-        </w:pBdr>
         <w:spacing w:after="60" w:before="260"/>
         <w:ind w:left="180"/>
       </w:pPr>
@@ -7237,9 +7248,6 @@
     </w:p>
     <w:p>
       <w:pPr>
-        <w:pBdr>
-          <w:left w:val="single" w:color="C8714A" w:sz="12"/>
-        </w:pBdr>
         <w:spacing w:after="60" w:before="260"/>
         <w:ind w:left="180"/>
       </w:pPr>
@@ -7297,7 +7305,7 @@
               <w:bottom w:val="single" w:color="B0C8E0" w:sz="4"/>
               <w:right w:val="single" w:color="B0C8E0" w:sz="4"/>
             </w:tcBorders>
-            <w:shd w:fill="1A3A5C" w:val="clear"/>
+            <w:shd w:fill="FFFFFF" w:val="clear"/>
             <w:tcMar>
               <w:top w:type="dxa" w:w="80"/>
               <w:left w:type="dxa" w:w="100"/>
@@ -7314,7 +7322,7 @@
                 <w:rFonts w:ascii="맑은 고딕" w:cs="맑은 고딕" w:eastAsia="맑은 고딕" w:hAnsi="맑은 고딕"/>
                 <w:b/>
                 <w:bCs/>
-                <w:color w:val="FFFFFF"/>
+                <w:color w:val="1A1A1A"/>
                 <w:sz w:val="17"/>
                 <w:szCs w:val="17"/>
               </w:rPr>
@@ -7331,7 +7339,7 @@
               <w:bottom w:val="single" w:color="B0C8E0" w:sz="4"/>
               <w:right w:val="single" w:color="B0C8E0" w:sz="4"/>
             </w:tcBorders>
-            <w:shd w:fill="1A3A5C" w:val="clear"/>
+            <w:shd w:fill="FFFFFF" w:val="clear"/>
             <w:tcMar>
               <w:top w:type="dxa" w:w="80"/>
               <w:left w:type="dxa" w:w="100"/>
@@ -7348,7 +7356,7 @@
                 <w:rFonts w:ascii="맑은 고딕" w:cs="맑은 고딕" w:eastAsia="맑은 고딕" w:hAnsi="맑은 고딕"/>
                 <w:b/>
                 <w:bCs/>
-                <w:color w:val="FFFFFF"/>
+                <w:color w:val="1A1A1A"/>
                 <w:sz w:val="17"/>
                 <w:szCs w:val="17"/>
               </w:rPr>
@@ -7365,7 +7373,7 @@
               <w:bottom w:val="single" w:color="B0C8E0" w:sz="4"/>
               <w:right w:val="single" w:color="B0C8E0" w:sz="4"/>
             </w:tcBorders>
-            <w:shd w:fill="1A3A5C" w:val="clear"/>
+            <w:shd w:fill="FFFFFF" w:val="clear"/>
             <w:tcMar>
               <w:top w:type="dxa" w:w="80"/>
               <w:left w:type="dxa" w:w="100"/>
@@ -7382,7 +7390,7 @@
                 <w:rFonts w:ascii="맑은 고딕" w:cs="맑은 고딕" w:eastAsia="맑은 고딕" w:hAnsi="맑은 고딕"/>
                 <w:b/>
                 <w:bCs/>
-                <w:color w:val="FFFFFF"/>
+                <w:color w:val="1A1A1A"/>
                 <w:sz w:val="17"/>
                 <w:szCs w:val="17"/>
               </w:rPr>
@@ -7399,7 +7407,7 @@
               <w:bottom w:val="single" w:color="B0C8E0" w:sz="4"/>
               <w:right w:val="single" w:color="B0C8E0" w:sz="4"/>
             </w:tcBorders>
-            <w:shd w:fill="1A3A5C" w:val="clear"/>
+            <w:shd w:fill="FFFFFF" w:val="clear"/>
             <w:tcMar>
               <w:top w:type="dxa" w:w="80"/>
               <w:left w:type="dxa" w:w="100"/>
@@ -7416,7 +7424,7 @@
                 <w:rFonts w:ascii="맑은 고딕" w:cs="맑은 고딕" w:eastAsia="맑은 고딕" w:hAnsi="맑은 고딕"/>
                 <w:b/>
                 <w:bCs/>
-                <w:color w:val="FFFFFF"/>
+                <w:color w:val="1A1A1A"/>
                 <w:sz w:val="17"/>
                 <w:szCs w:val="17"/>
               </w:rPr>
@@ -7435,7 +7443,7 @@
               <w:bottom w:val="single" w:color="B0C8E0" w:sz="4"/>
               <w:right w:val="single" w:color="B0C8E0" w:sz="4"/>
             </w:tcBorders>
-            <w:shd w:fill="EAF1F8" w:val="clear"/>
+            <w:shd w:fill="FFFFFF" w:val="clear"/>
             <w:tcMar>
               <w:top w:type="dxa" w:w="70"/>
               <w:left w:type="dxa" w:w="100"/>
@@ -7469,7 +7477,7 @@
               <w:bottom w:val="single" w:color="B0C8E0" w:sz="4"/>
               <w:right w:val="single" w:color="B0C8E0" w:sz="4"/>
             </w:tcBorders>
-            <w:shd w:fill="EAF1F8" w:val="clear"/>
+            <w:shd w:fill="FFFFFF" w:val="clear"/>
             <w:tcMar>
               <w:top w:type="dxa" w:w="70"/>
               <w:left w:type="dxa" w:w="100"/>
@@ -7503,7 +7511,7 @@
               <w:bottom w:val="single" w:color="B0C8E0" w:sz="4"/>
               <w:right w:val="single" w:color="B0C8E0" w:sz="4"/>
             </w:tcBorders>
-            <w:shd w:fill="EAF1F8" w:val="clear"/>
+            <w:shd w:fill="FFFFFF" w:val="clear"/>
             <w:tcMar>
               <w:top w:type="dxa" w:w="70"/>
               <w:left w:type="dxa" w:w="100"/>
@@ -7537,7 +7545,7 @@
               <w:bottom w:val="single" w:color="B0C8E0" w:sz="4"/>
               <w:right w:val="single" w:color="B0C8E0" w:sz="4"/>
             </w:tcBorders>
-            <w:shd w:fill="EAF1F8" w:val="clear"/>
+            <w:shd w:fill="FFFFFF" w:val="clear"/>
             <w:tcMar>
               <w:top w:type="dxa" w:w="70"/>
               <w:left w:type="dxa" w:w="100"/>
@@ -7711,7 +7719,7 @@
               <w:bottom w:val="single" w:color="B0C8E0" w:sz="4"/>
               <w:right w:val="single" w:color="B0C8E0" w:sz="4"/>
             </w:tcBorders>
-            <w:shd w:fill="EAF1F8" w:val="clear"/>
+            <w:shd w:fill="FFFFFF" w:val="clear"/>
             <w:tcMar>
               <w:top w:type="dxa" w:w="70"/>
               <w:left w:type="dxa" w:w="100"/>
@@ -7745,7 +7753,7 @@
               <w:bottom w:val="single" w:color="B0C8E0" w:sz="4"/>
               <w:right w:val="single" w:color="B0C8E0" w:sz="4"/>
             </w:tcBorders>
-            <w:shd w:fill="EAF1F8" w:val="clear"/>
+            <w:shd w:fill="FFFFFF" w:val="clear"/>
             <w:tcMar>
               <w:top w:type="dxa" w:w="70"/>
               <w:left w:type="dxa" w:w="100"/>
@@ -7779,7 +7787,7 @@
               <w:bottom w:val="single" w:color="B0C8E0" w:sz="4"/>
               <w:right w:val="single" w:color="B0C8E0" w:sz="4"/>
             </w:tcBorders>
-            <w:shd w:fill="EAF1F8" w:val="clear"/>
+            <w:shd w:fill="FFFFFF" w:val="clear"/>
             <w:tcMar>
               <w:top w:type="dxa" w:w="70"/>
               <w:left w:type="dxa" w:w="100"/>
@@ -7813,7 +7821,7 @@
               <w:bottom w:val="single" w:color="B0C8E0" w:sz="4"/>
               <w:right w:val="single" w:color="B0C8E0" w:sz="4"/>
             </w:tcBorders>
-            <w:shd w:fill="EAF1F8" w:val="clear"/>
+            <w:shd w:fill="FFFFFF" w:val="clear"/>
             <w:tcMar>
               <w:top w:type="dxa" w:w="70"/>
               <w:left w:type="dxa" w:w="100"/>
@@ -7987,7 +7995,7 @@
               <w:bottom w:val="single" w:color="B0C8E0" w:sz="4"/>
               <w:right w:val="single" w:color="B0C8E0" w:sz="4"/>
             </w:tcBorders>
-            <w:shd w:fill="EAF1F8" w:val="clear"/>
+            <w:shd w:fill="FFFFFF" w:val="clear"/>
             <w:tcMar>
               <w:top w:type="dxa" w:w="70"/>
               <w:left w:type="dxa" w:w="100"/>
@@ -8021,7 +8029,7 @@
               <w:bottom w:val="single" w:color="B0C8E0" w:sz="4"/>
               <w:right w:val="single" w:color="B0C8E0" w:sz="4"/>
             </w:tcBorders>
-            <w:shd w:fill="EAF1F8" w:val="clear"/>
+            <w:shd w:fill="FFFFFF" w:val="clear"/>
             <w:tcMar>
               <w:top w:type="dxa" w:w="70"/>
               <w:left w:type="dxa" w:w="100"/>
@@ -8055,7 +8063,7 @@
               <w:bottom w:val="single" w:color="B0C8E0" w:sz="4"/>
               <w:right w:val="single" w:color="B0C8E0" w:sz="4"/>
             </w:tcBorders>
-            <w:shd w:fill="EAF1F8" w:val="clear"/>
+            <w:shd w:fill="FFFFFF" w:val="clear"/>
             <w:tcMar>
               <w:top w:type="dxa" w:w="70"/>
               <w:left w:type="dxa" w:w="100"/>
@@ -8089,7 +8097,7 @@
               <w:bottom w:val="single" w:color="B0C8E0" w:sz="4"/>
               <w:right w:val="single" w:color="B0C8E0" w:sz="4"/>
             </w:tcBorders>
-            <w:shd w:fill="EAF1F8" w:val="clear"/>
+            <w:shd w:fill="FFFFFF" w:val="clear"/>
             <w:tcMar>
               <w:top w:type="dxa" w:w="70"/>
               <w:left w:type="dxa" w:w="100"/>
@@ -8263,7 +8271,7 @@
               <w:bottom w:val="single" w:color="B0C8E0" w:sz="4"/>
               <w:right w:val="single" w:color="B0C8E0" w:sz="4"/>
             </w:tcBorders>
-            <w:shd w:fill="EAF1F8" w:val="clear"/>
+            <w:shd w:fill="FFFFFF" w:val="clear"/>
             <w:tcMar>
               <w:top w:type="dxa" w:w="70"/>
               <w:left w:type="dxa" w:w="100"/>
@@ -8297,7 +8305,7 @@
               <w:bottom w:val="single" w:color="B0C8E0" w:sz="4"/>
               <w:right w:val="single" w:color="B0C8E0" w:sz="4"/>
             </w:tcBorders>
-            <w:shd w:fill="EAF1F8" w:val="clear"/>
+            <w:shd w:fill="FFFFFF" w:val="clear"/>
             <w:tcMar>
               <w:top w:type="dxa" w:w="70"/>
               <w:left w:type="dxa" w:w="100"/>
@@ -8331,7 +8339,7 @@
               <w:bottom w:val="single" w:color="B0C8E0" w:sz="4"/>
               <w:right w:val="single" w:color="B0C8E0" w:sz="4"/>
             </w:tcBorders>
-            <w:shd w:fill="EAF1F8" w:val="clear"/>
+            <w:shd w:fill="FFFFFF" w:val="clear"/>
             <w:tcMar>
               <w:top w:type="dxa" w:w="70"/>
               <w:left w:type="dxa" w:w="100"/>
@@ -8365,7 +8373,7 @@
               <w:bottom w:val="single" w:color="B0C8E0" w:sz="4"/>
               <w:right w:val="single" w:color="B0C8E0" w:sz="4"/>
             </w:tcBorders>
-            <w:shd w:fill="EAF1F8" w:val="clear"/>
+            <w:shd w:fill="FFFFFF" w:val="clear"/>
             <w:tcMar>
               <w:top w:type="dxa" w:w="70"/>
               <w:left w:type="dxa" w:w="100"/>
@@ -8546,9 +8554,6 @@
     </w:p>
     <w:p>
       <w:pPr>
-        <w:pBdr>
-          <w:left w:val="single" w:color="C8714A" w:sz="12"/>
-        </w:pBdr>
         <w:spacing w:after="60" w:before="260"/>
         <w:ind w:left="180"/>
       </w:pPr>
@@ -8628,10 +8633,7 @@
     </w:p>
     <w:p>
       <w:pPr>
-        <w:pBdr>
-          <w:bottom w:val="single" w:color="C8714A" w:sz="8"/>
-        </w:pBdr>
-        <w:shd w:fill="1A3A5C" w:val="clear"/>
+        <w:shd w:fill="FFFFFF" w:val="clear"/>
         <w:spacing w:after="200" w:before="440"/>
         <w:jc w:val="center"/>
       </w:pPr>
@@ -8640,7 +8642,7 @@
           <w:rFonts w:ascii="맑은 고딕" w:cs="맑은 고딕" w:eastAsia="맑은 고딕" w:hAnsi="맑은 고딕"/>
           <w:b/>
           <w:bCs/>
-          <w:color w:val="FFFFFF"/>
+          <w:color w:val="1A1A1A"/>
           <w:sz w:val="27"/>
           <w:szCs w:val="27"/>
         </w:rPr>
@@ -8672,9 +8674,6 @@
     </w:p>
     <w:p>
       <w:pPr>
-        <w:pBdr>
-          <w:left w:val="single" w:color="C8714A" w:sz="12"/>
-        </w:pBdr>
         <w:spacing w:after="60" w:before="260"/>
         <w:ind w:left="180"/>
       </w:pPr>
@@ -8731,7 +8730,7 @@
               <w:bottom w:val="single" w:color="B0C8E0" w:sz="4"/>
               <w:right w:val="single" w:color="B0C8E0" w:sz="4"/>
             </w:tcBorders>
-            <w:shd w:fill="1A3A5C" w:val="clear"/>
+            <w:shd w:fill="FFFFFF" w:val="clear"/>
             <w:tcMar>
               <w:top w:type="dxa" w:w="80"/>
               <w:left w:type="dxa" w:w="100"/>
@@ -8748,7 +8747,7 @@
                 <w:rFonts w:ascii="맑은 고딕" w:cs="맑은 고딕" w:eastAsia="맑은 고딕" w:hAnsi="맑은 고딕"/>
                 <w:b/>
                 <w:bCs/>
-                <w:color w:val="FFFFFF"/>
+                <w:color w:val="1A1A1A"/>
                 <w:sz w:val="17"/>
                 <w:szCs w:val="17"/>
               </w:rPr>
@@ -8765,7 +8764,7 @@
               <w:bottom w:val="single" w:color="B0C8E0" w:sz="4"/>
               <w:right w:val="single" w:color="B0C8E0" w:sz="4"/>
             </w:tcBorders>
-            <w:shd w:fill="1A3A5C" w:val="clear"/>
+            <w:shd w:fill="FFFFFF" w:val="clear"/>
             <w:tcMar>
               <w:top w:type="dxa" w:w="80"/>
               <w:left w:type="dxa" w:w="100"/>
@@ -8782,7 +8781,7 @@
                 <w:rFonts w:ascii="맑은 고딕" w:cs="맑은 고딕" w:eastAsia="맑은 고딕" w:hAnsi="맑은 고딕"/>
                 <w:b/>
                 <w:bCs/>
-                <w:color w:val="FFFFFF"/>
+                <w:color w:val="1A1A1A"/>
                 <w:sz w:val="17"/>
                 <w:szCs w:val="17"/>
               </w:rPr>
@@ -8799,7 +8798,7 @@
               <w:bottom w:val="single" w:color="B0C8E0" w:sz="4"/>
               <w:right w:val="single" w:color="B0C8E0" w:sz="4"/>
             </w:tcBorders>
-            <w:shd w:fill="1A3A5C" w:val="clear"/>
+            <w:shd w:fill="FFFFFF" w:val="clear"/>
             <w:tcMar>
               <w:top w:type="dxa" w:w="80"/>
               <w:left w:type="dxa" w:w="100"/>
@@ -8816,7 +8815,7 @@
                 <w:rFonts w:ascii="맑은 고딕" w:cs="맑은 고딕" w:eastAsia="맑은 고딕" w:hAnsi="맑은 고딕"/>
                 <w:b/>
                 <w:bCs/>
-                <w:color w:val="FFFFFF"/>
+                <w:color w:val="1A1A1A"/>
                 <w:sz w:val="17"/>
                 <w:szCs w:val="17"/>
               </w:rPr>
@@ -8835,7 +8834,7 @@
               <w:bottom w:val="single" w:color="B0C8E0" w:sz="4"/>
               <w:right w:val="single" w:color="B0C8E0" w:sz="4"/>
             </w:tcBorders>
-            <w:shd w:fill="EAF1F8" w:val="clear"/>
+            <w:shd w:fill="FFFFFF" w:val="clear"/>
             <w:tcMar>
               <w:top w:type="dxa" w:w="70"/>
               <w:left w:type="dxa" w:w="100"/>
@@ -8869,7 +8868,7 @@
               <w:bottom w:val="single" w:color="B0C8E0" w:sz="4"/>
               <w:right w:val="single" w:color="B0C8E0" w:sz="4"/>
             </w:tcBorders>
-            <w:shd w:fill="EAF1F8" w:val="clear"/>
+            <w:shd w:fill="FFFFFF" w:val="clear"/>
             <w:tcMar>
               <w:top w:type="dxa" w:w="70"/>
               <w:left w:type="dxa" w:w="100"/>
@@ -8903,7 +8902,7 @@
               <w:bottom w:val="single" w:color="B0C8E0" w:sz="4"/>
               <w:right w:val="single" w:color="B0C8E0" w:sz="4"/>
             </w:tcBorders>
-            <w:shd w:fill="EAF1F8" w:val="clear"/>
+            <w:shd w:fill="FFFFFF" w:val="clear"/>
             <w:tcMar>
               <w:top w:type="dxa" w:w="70"/>
               <w:left w:type="dxa" w:w="100"/>
@@ -9043,7 +9042,7 @@
               <w:bottom w:val="single" w:color="B0C8E0" w:sz="4"/>
               <w:right w:val="single" w:color="B0C8E0" w:sz="4"/>
             </w:tcBorders>
-            <w:shd w:fill="EAF1F8" w:val="clear"/>
+            <w:shd w:fill="FFFFFF" w:val="clear"/>
             <w:tcMar>
               <w:top w:type="dxa" w:w="70"/>
               <w:left w:type="dxa" w:w="100"/>
@@ -9077,7 +9076,7 @@
               <w:bottom w:val="single" w:color="B0C8E0" w:sz="4"/>
               <w:right w:val="single" w:color="B0C8E0" w:sz="4"/>
             </w:tcBorders>
-            <w:shd w:fill="EAF1F8" w:val="clear"/>
+            <w:shd w:fill="FFFFFF" w:val="clear"/>
             <w:tcMar>
               <w:top w:type="dxa" w:w="70"/>
               <w:left w:type="dxa" w:w="100"/>
@@ -9111,7 +9110,7 @@
               <w:bottom w:val="single" w:color="B0C8E0" w:sz="4"/>
               <w:right w:val="single" w:color="B0C8E0" w:sz="4"/>
             </w:tcBorders>
-            <w:shd w:fill="EAF1F8" w:val="clear"/>
+            <w:shd w:fill="FFFFFF" w:val="clear"/>
             <w:tcMar>
               <w:top w:type="dxa" w:w="70"/>
               <w:left w:type="dxa" w:w="100"/>
@@ -9251,7 +9250,7 @@
               <w:bottom w:val="single" w:color="B0C8E0" w:sz="4"/>
               <w:right w:val="single" w:color="B0C8E0" w:sz="4"/>
             </w:tcBorders>
-            <w:shd w:fill="EAF1F8" w:val="clear"/>
+            <w:shd w:fill="FFFFFF" w:val="clear"/>
             <w:tcMar>
               <w:top w:type="dxa" w:w="70"/>
               <w:left w:type="dxa" w:w="100"/>
@@ -9285,7 +9284,7 @@
               <w:bottom w:val="single" w:color="B0C8E0" w:sz="4"/>
               <w:right w:val="single" w:color="B0C8E0" w:sz="4"/>
             </w:tcBorders>
-            <w:shd w:fill="EAF1F8" w:val="clear"/>
+            <w:shd w:fill="FFFFFF" w:val="clear"/>
             <w:tcMar>
               <w:top w:type="dxa" w:w="70"/>
               <w:left w:type="dxa" w:w="100"/>
@@ -9319,7 +9318,7 @@
               <w:bottom w:val="single" w:color="B0C8E0" w:sz="4"/>
               <w:right w:val="single" w:color="B0C8E0" w:sz="4"/>
             </w:tcBorders>
-            <w:shd w:fill="EAF1F8" w:val="clear"/>
+            <w:shd w:fill="FFFFFF" w:val="clear"/>
             <w:tcMar>
               <w:top w:type="dxa" w:w="70"/>
               <w:left w:type="dxa" w:w="100"/>
@@ -9466,9 +9465,6 @@
     </w:p>
     <w:p>
       <w:pPr>
-        <w:pBdr>
-          <w:left w:val="single" w:color="C8714A" w:sz="12"/>
-        </w:pBdr>
         <w:spacing w:after="60" w:before="260"/>
         <w:ind w:left="180"/>
       </w:pPr>
@@ -9548,9 +9544,6 @@
     </w:p>
     <w:p>
       <w:pPr>
-        <w:pBdr>
-          <w:left w:val="single" w:color="C8714A" w:sz="12"/>
-        </w:pBdr>
         <w:spacing w:after="60" w:before="260"/>
         <w:ind w:left="180"/>
       </w:pPr>
@@ -9630,9 +9623,6 @@
     </w:p>
     <w:p>
       <w:pPr>
-        <w:pBdr>
-          <w:left w:val="single" w:color="C8714A" w:sz="12"/>
-        </w:pBdr>
         <w:spacing w:after="60" w:before="260"/>
         <w:ind w:left="180"/>
       </w:pPr>
@@ -9666,12 +9656,12 @@
       <w:tblPr>
         <w:tblW w:type="dxa" w:w="9070"/>
         <w:tblBorders>
-          <w:top w:val="single" w:color="auto" w:sz="4"/>
-          <w:left w:val="single" w:color="auto" w:sz="4"/>
-          <w:bottom w:val="single" w:color="auto" w:sz="4"/>
-          <w:right w:val="single" w:color="auto" w:sz="4"/>
-          <w:insideH w:val="single" w:color="auto" w:sz="4"/>
-          <w:insideV w:val="single" w:color="auto" w:sz="4"/>
+          <w:top w:val="nil"/>
+          <w:left w:val="nil"/>
+          <w:bottom w:val="nil"/>
+          <w:right w:val="nil"/>
+          <w:insideH w:val="nil"/>
+          <w:insideV w:val="nil"/>
         </w:tblBorders>
       </w:tblPr>
       <w:tblGrid>
@@ -9681,13 +9671,7 @@
         <w:tc>
           <w:tcPr>
             <w:tcW w:type="dxa" w:w="9070"/>
-            <w:tcBorders>
-              <w:top w:val="single" w:color="7C1A2E" w:sz="10"/>
-              <w:left w:val="single" w:color="7C1A2E" w:sz="6"/>
-              <w:bottom w:val="single" w:color="7C1A2E" w:sz="10"/>
-              <w:right w:val="none" w:color="FFFFFF" w:sz="0"/>
-            </w:tcBorders>
-            <w:shd w:fill="F8F0F8" w:val="clear"/>
+            <w:shd w:fill="FFFFFF" w:val="clear"/>
             <w:tcMar>
               <w:top w:type="dxa" w:w="140"/>
               <w:left w:type="dxa" w:w="260"/>
@@ -9880,10 +9864,7 @@
     </w:p>
     <w:p>
       <w:pPr>
-        <w:pBdr>
-          <w:bottom w:val="single" w:color="C8714A" w:sz="8"/>
-        </w:pBdr>
-        <w:shd w:fill="1A3A5C" w:val="clear"/>
+        <w:shd w:fill="FFFFFF" w:val="clear"/>
         <w:spacing w:after="200" w:before="440"/>
         <w:jc w:val="center"/>
       </w:pPr>
@@ -9892,7 +9873,7 @@
           <w:rFonts w:ascii="맑은 고딕" w:cs="맑은 고딕" w:eastAsia="맑은 고딕" w:hAnsi="맑은 고딕"/>
           <w:b/>
           <w:bCs/>
-          <w:color w:val="FFFFFF"/>
+          <w:color w:val="1A1A1A"/>
           <w:sz w:val="27"/>
           <w:szCs w:val="27"/>
         </w:rPr>
@@ -9924,9 +9905,6 @@
     </w:p>
     <w:p>
       <w:pPr>
-        <w:pBdr>
-          <w:left w:val="single" w:color="C8714A" w:sz="12"/>
-        </w:pBdr>
         <w:spacing w:after="60" w:before="260"/>
         <w:ind w:left="180"/>
       </w:pPr>
@@ -10054,9 +10032,6 @@
     </w:p>
     <w:p>
       <w:pPr>
-        <w:pBdr>
-          <w:left w:val="single" w:color="C8714A" w:sz="12"/>
-        </w:pBdr>
         <w:spacing w:after="60" w:before="260"/>
         <w:ind w:left="180"/>
       </w:pPr>
@@ -10120,9 +10095,6 @@
     </w:p>
     <w:p>
       <w:pPr>
-        <w:pBdr>
-          <w:left w:val="single" w:color="C8714A" w:sz="12"/>
-        </w:pBdr>
         <w:spacing w:after="60" w:before="260"/>
         <w:ind w:left="180"/>
       </w:pPr>
@@ -10172,12 +10144,12 @@
       <w:tblPr>
         <w:tblW w:type="dxa" w:w="9070"/>
         <w:tblBorders>
-          <w:top w:val="single" w:color="auto" w:sz="4"/>
-          <w:left w:val="single" w:color="auto" w:sz="4"/>
-          <w:bottom w:val="single" w:color="auto" w:sz="4"/>
-          <w:right w:val="single" w:color="auto" w:sz="4"/>
-          <w:insideH w:val="single" w:color="auto" w:sz="4"/>
-          <w:insideV w:val="single" w:color="auto" w:sz="4"/>
+          <w:top w:val="nil"/>
+          <w:left w:val="nil"/>
+          <w:bottom w:val="nil"/>
+          <w:right w:val="nil"/>
+          <w:insideH w:val="nil"/>
+          <w:insideV w:val="nil"/>
         </w:tblBorders>
       </w:tblPr>
       <w:tblGrid>
@@ -10187,13 +10159,7 @@
         <w:tc>
           <w:tcPr>
             <w:tcW w:type="dxa" w:w="9070"/>
-            <w:tcBorders>
-              <w:top w:val="single" w:color="B0C8E0" w:sz="4"/>
-              <w:left w:val="single" w:color="B0C8E0" w:sz="4"/>
-              <w:bottom w:val="single" w:color="B0C8E0" w:sz="4"/>
-              <w:right w:val="single" w:color="B0C8E0" w:sz="4"/>
-            </w:tcBorders>
-            <w:shd w:fill="EAF1F8" w:val="clear"/>
+            <w:shd w:fill="FFFFFF" w:val="clear"/>
             <w:tcMar>
               <w:top w:type="dxa" w:w="180"/>
               <w:left w:type="dxa" w:w="300"/>
@@ -10245,6 +10211,955 @@
                 <w:szCs w:val="19"/>
               </w:rPr>
               <w:t xml:space="preserve">담임목사  박상혁  (인)    성가대 대장  ___________  (인)</w:t>
+            </w:r>
+          </w:p>
+        </w:tc>
+      </w:tr>
+    </w:tbl>
+    <w:p/>
+    <w:p>
+      <w:r>
+        <w:rPr>
+          <w:rFonts w:ascii="맑은 고딕" w:hAnsi="맑은 고딕" w:eastAsia="맑은 고딕" w:cs="맑은 고딕"/>
+          <w:b/>
+          <w:color w:val="1A3A5C"/>
+          <w:sz w:val="24"/>
+        </w:rPr>
+        <w:t xml:space="preserve">■ 개정 이력  </w:t>
+      </w:r>
+      <w:r>
+        <w:rPr>
+          <w:rFonts w:ascii="맑은 고딕" w:hAnsi="맑은 고딕" w:eastAsia="맑은 고딕" w:cs="맑은 고딕"/>
+          <w:color w:val="9A8E84"/>
+          <w:sz w:val="20"/>
+        </w:rPr>
+        <w:t>Revision History</w:t>
+      </w:r>
+    </w:p>
+    <w:p>
+      <w:r>
+        <w:rPr>
+          <w:rFonts w:ascii="맑은 고딕" w:hAnsi="맑은 고딕" w:eastAsia="맑은 고딕" w:cs="맑은 고딕"/>
+          <w:color w:val="9A8E84"/>
+          <w:sz w:val="17"/>
+        </w:rPr>
+        <w:t>※ 본 매뉴얼은 부서장 검토 후 담임목사 승인으로 개정하며, 개정 시 아래 표에 기록합니다.</w:t>
+      </w:r>
+    </w:p>
+    <w:tbl>
+      <w:tblPr>
+        <w:tblW w:type="auto" w:w="0"/>
+        <w:jc w:val="center"/>
+        <w:tblLayout w:type="fixed"/>
+        <w:tblLook w:firstColumn="1" w:firstRow="1" w:lastColumn="0" w:lastRow="0" w:noHBand="0" w:noVBand="1" w:val="04A0"/>
+      </w:tblPr>
+      <w:tblGrid>
+        <w:gridCol w:w="1814"/>
+        <w:gridCol w:w="1814"/>
+        <w:gridCol w:w="1814"/>
+        <w:gridCol w:w="1814"/>
+        <w:gridCol w:w="1814"/>
+      </w:tblGrid>
+      <w:tr>
+        <w:tc>
+          <w:tcPr>
+            <w:tcW w:type="dxa" w:w="1100"/>
+            <w:tcBorders>
+              <w:top w:val="single" w:sz="4" w:space="0" w:color="B0C8E0"/>
+              <w:left w:val="single" w:sz="4" w:space="0" w:color="B0C8E0"/>
+              <w:bottom w:val="single" w:sz="4" w:space="0" w:color="B0C8E0"/>
+              <w:right w:val="single" w:sz="4" w:space="0" w:color="B0C8E0"/>
+            </w:tcBorders>
+            <w:shd w:val="clear" w:color="auto" w:fill="F2F2F2"/>
+          </w:tcPr>
+          <w:p>
+            <w:pPr>
+              <w:jc w:val="center"/>
+            </w:pPr>
+            <w:r/>
+            <w:r>
+              <w:rPr>
+                <w:rFonts w:ascii="맑은 고딕" w:hAnsi="맑은 고딕" w:eastAsia="맑은 고딕" w:cs="맑은 고딕"/>
+                <w:b/>
+                <w:color w:val="2C2114"/>
+                <w:sz w:val="18"/>
+              </w:rPr>
+              <w:t>차수</w:t>
+            </w:r>
+          </w:p>
+        </w:tc>
+        <w:tc>
+          <w:tcPr>
+            <w:tcW w:type="dxa" w:w="1700"/>
+            <w:tcBorders>
+              <w:top w:val="single" w:sz="4" w:space="0" w:color="B0C8E0"/>
+              <w:left w:val="single" w:sz="4" w:space="0" w:color="B0C8E0"/>
+              <w:bottom w:val="single" w:sz="4" w:space="0" w:color="B0C8E0"/>
+              <w:right w:val="single" w:sz="4" w:space="0" w:color="B0C8E0"/>
+            </w:tcBorders>
+            <w:shd w:val="clear" w:color="auto" w:fill="F2F2F2"/>
+          </w:tcPr>
+          <w:p>
+            <w:pPr>
+              <w:jc w:val="center"/>
+            </w:pPr>
+            <w:r/>
+            <w:r>
+              <w:rPr>
+                <w:rFonts w:ascii="맑은 고딕" w:hAnsi="맑은 고딕" w:eastAsia="맑은 고딕" w:cs="맑은 고딕"/>
+                <w:b/>
+                <w:color w:val="2C2114"/>
+                <w:sz w:val="18"/>
+              </w:rPr>
+              <w:t>개정일자</w:t>
+            </w:r>
+          </w:p>
+        </w:tc>
+        <w:tc>
+          <w:tcPr>
+            <w:tcW w:type="dxa" w:w="4200"/>
+            <w:tcBorders>
+              <w:top w:val="single" w:sz="4" w:space="0" w:color="B0C8E0"/>
+              <w:left w:val="single" w:sz="4" w:space="0" w:color="B0C8E0"/>
+              <w:bottom w:val="single" w:sz="4" w:space="0" w:color="B0C8E0"/>
+              <w:right w:val="single" w:sz="4" w:space="0" w:color="B0C8E0"/>
+            </w:tcBorders>
+            <w:shd w:val="clear" w:color="auto" w:fill="F2F2F2"/>
+          </w:tcPr>
+          <w:p>
+            <w:pPr>
+              <w:jc w:val="center"/>
+            </w:pPr>
+            <w:r/>
+            <w:r>
+              <w:rPr>
+                <w:rFonts w:ascii="맑은 고딕" w:hAnsi="맑은 고딕" w:eastAsia="맑은 고딕" w:cs="맑은 고딕"/>
+                <w:b/>
+                <w:color w:val="2C2114"/>
+                <w:sz w:val="18"/>
+              </w:rPr>
+              <w:t>개정 내용</w:t>
+            </w:r>
+          </w:p>
+        </w:tc>
+        <w:tc>
+          <w:tcPr>
+            <w:tcW w:type="dxa" w:w="1700"/>
+            <w:tcBorders>
+              <w:top w:val="single" w:sz="4" w:space="0" w:color="B0C8E0"/>
+              <w:left w:val="single" w:sz="4" w:space="0" w:color="B0C8E0"/>
+              <w:bottom w:val="single" w:sz="4" w:space="0" w:color="B0C8E0"/>
+              <w:right w:val="single" w:sz="4" w:space="0" w:color="B0C8E0"/>
+            </w:tcBorders>
+            <w:shd w:val="clear" w:color="auto" w:fill="F2F2F2"/>
+          </w:tcPr>
+          <w:p>
+            <w:pPr>
+              <w:jc w:val="center"/>
+            </w:pPr>
+            <w:r/>
+            <w:r>
+              <w:rPr>
+                <w:rFonts w:ascii="맑은 고딕" w:hAnsi="맑은 고딕" w:eastAsia="맑은 고딕" w:cs="맑은 고딕"/>
+                <w:b/>
+                <w:color w:val="2C2114"/>
+                <w:sz w:val="18"/>
+              </w:rPr>
+              <w:t>개정자</w:t>
+            </w:r>
+          </w:p>
+        </w:tc>
+        <w:tc>
+          <w:tcPr>
+            <w:tcW w:type="dxa" w:w="1700"/>
+            <w:tcBorders>
+              <w:top w:val="single" w:sz="4" w:space="0" w:color="B0C8E0"/>
+              <w:left w:val="single" w:sz="4" w:space="0" w:color="B0C8E0"/>
+              <w:bottom w:val="single" w:sz="4" w:space="0" w:color="B0C8E0"/>
+              <w:right w:val="single" w:sz="4" w:space="0" w:color="B0C8E0"/>
+            </w:tcBorders>
+            <w:shd w:val="clear" w:color="auto" w:fill="F2F2F2"/>
+          </w:tcPr>
+          <w:p>
+            <w:pPr>
+              <w:jc w:val="center"/>
+            </w:pPr>
+            <w:r/>
+            <w:r>
+              <w:rPr>
+                <w:rFonts w:ascii="맑은 고딕" w:hAnsi="맑은 고딕" w:eastAsia="맑은 고딕" w:cs="맑은 고딕"/>
+                <w:b/>
+                <w:color w:val="2C2114"/>
+                <w:sz w:val="18"/>
+              </w:rPr>
+              <w:t>승인자</w:t>
+            </w:r>
+          </w:p>
+        </w:tc>
+      </w:tr>
+      <w:tr>
+        <w:tc>
+          <w:tcPr>
+            <w:tcW w:type="dxa" w:w="1100"/>
+            <w:tcBorders>
+              <w:top w:val="single" w:sz="4" w:space="0" w:color="B0C8E0"/>
+              <w:left w:val="single" w:sz="4" w:space="0" w:color="B0C8E0"/>
+              <w:bottom w:val="single" w:sz="4" w:space="0" w:color="B0C8E0"/>
+              <w:right w:val="single" w:sz="4" w:space="0" w:color="B0C8E0"/>
+            </w:tcBorders>
+          </w:tcPr>
+          <w:p>
+            <w:pPr>
+              <w:jc w:val="center"/>
+            </w:pPr>
+            <w:r/>
+            <w:r>
+              <w:rPr>
+                <w:rFonts w:ascii="맑은 고딕" w:hAnsi="맑은 고딕" w:eastAsia="맑은 고딕" w:cs="맑은 고딕"/>
+                <w:b w:val="0"/>
+                <w:color w:val="2C2114"/>
+                <w:sz w:val="18"/>
+              </w:rPr>
+              <w:t>제정</w:t>
+            </w:r>
+          </w:p>
+        </w:tc>
+        <w:tc>
+          <w:tcPr>
+            <w:tcW w:type="dxa" w:w="1700"/>
+            <w:tcBorders>
+              <w:top w:val="single" w:sz="4" w:space="0" w:color="B0C8E0"/>
+              <w:left w:val="single" w:sz="4" w:space="0" w:color="B0C8E0"/>
+              <w:bottom w:val="single" w:sz="4" w:space="0" w:color="B0C8E0"/>
+              <w:right w:val="single" w:sz="4" w:space="0" w:color="B0C8E0"/>
+            </w:tcBorders>
+          </w:tcPr>
+          <w:p>
+            <w:pPr>
+              <w:jc w:val="center"/>
+            </w:pPr>
+            <w:r/>
+            <w:r>
+              <w:rPr>
+                <w:rFonts w:ascii="맑은 고딕" w:hAnsi="맑은 고딕" w:eastAsia="맑은 고딕" w:cs="맑은 고딕"/>
+                <w:b w:val="0"/>
+                <w:color w:val="2C2114"/>
+                <w:sz w:val="18"/>
+              </w:rPr>
+              <w:t>20      .      .</w:t>
+            </w:r>
+          </w:p>
+        </w:tc>
+        <w:tc>
+          <w:tcPr>
+            <w:tcW w:type="dxa" w:w="4200"/>
+            <w:tcBorders>
+              <w:top w:val="single" w:sz="4" w:space="0" w:color="B0C8E0"/>
+              <w:left w:val="single" w:sz="4" w:space="0" w:color="B0C8E0"/>
+              <w:bottom w:val="single" w:sz="4" w:space="0" w:color="B0C8E0"/>
+              <w:right w:val="single" w:sz="4" w:space="0" w:color="B0C8E0"/>
+            </w:tcBorders>
+          </w:tcPr>
+          <w:p>
+            <w:pPr>
+              <w:jc w:val="left"/>
+            </w:pPr>
+            <w:r/>
+            <w:r>
+              <w:rPr>
+                <w:rFonts w:ascii="맑은 고딕" w:hAnsi="맑은 고딕" w:eastAsia="맑은 고딕" w:cs="맑은 고딕"/>
+                <w:b w:val="0"/>
+                <w:color w:val="2C2114"/>
+                <w:sz w:val="18"/>
+              </w:rPr>
+              <w:t>최초 제정</w:t>
+            </w:r>
+          </w:p>
+        </w:tc>
+        <w:tc>
+          <w:tcPr>
+            <w:tcW w:type="dxa" w:w="1700"/>
+            <w:tcBorders>
+              <w:top w:val="single" w:sz="4" w:space="0" w:color="B0C8E0"/>
+              <w:left w:val="single" w:sz="4" w:space="0" w:color="B0C8E0"/>
+              <w:bottom w:val="single" w:sz="4" w:space="0" w:color="B0C8E0"/>
+              <w:right w:val="single" w:sz="4" w:space="0" w:color="B0C8E0"/>
+            </w:tcBorders>
+          </w:tcPr>
+          <w:p>
+            <w:pPr>
+              <w:jc w:val="center"/>
+            </w:pPr>
+            <w:r/>
+            <w:r>
+              <w:rPr>
+                <w:rFonts w:ascii="맑은 고딕" w:hAnsi="맑은 고딕" w:eastAsia="맑은 고딕" w:cs="맑은 고딕"/>
+                <w:b w:val="0"/>
+                <w:color w:val="2C2114"/>
+                <w:sz w:val="18"/>
+              </w:rPr>
+              <w:t>—</w:t>
+            </w:r>
+          </w:p>
+        </w:tc>
+        <w:tc>
+          <w:tcPr>
+            <w:tcW w:type="dxa" w:w="1700"/>
+            <w:tcBorders>
+              <w:top w:val="single" w:sz="4" w:space="0" w:color="B0C8E0"/>
+              <w:left w:val="single" w:sz="4" w:space="0" w:color="B0C8E0"/>
+              <w:bottom w:val="single" w:sz="4" w:space="0" w:color="B0C8E0"/>
+              <w:right w:val="single" w:sz="4" w:space="0" w:color="B0C8E0"/>
+            </w:tcBorders>
+          </w:tcPr>
+          <w:p>
+            <w:pPr>
+              <w:jc w:val="center"/>
+            </w:pPr>
+            <w:r/>
+            <w:r>
+              <w:rPr>
+                <w:rFonts w:ascii="맑은 고딕" w:hAnsi="맑은 고딕" w:eastAsia="맑은 고딕" w:cs="맑은 고딕"/>
+                <w:b w:val="0"/>
+                <w:color w:val="2C2114"/>
+                <w:sz w:val="18"/>
+              </w:rPr>
+              <w:t>담임목사 박상혁</w:t>
+            </w:r>
+          </w:p>
+        </w:tc>
+      </w:tr>
+      <w:tr>
+        <w:tc>
+          <w:tcPr>
+            <w:tcW w:type="dxa" w:w="1100"/>
+            <w:tcBorders>
+              <w:top w:val="single" w:sz="4" w:space="0" w:color="B0C8E0"/>
+              <w:left w:val="single" w:sz="4" w:space="0" w:color="B0C8E0"/>
+              <w:bottom w:val="single" w:sz="4" w:space="0" w:color="B0C8E0"/>
+              <w:right w:val="single" w:sz="4" w:space="0" w:color="B0C8E0"/>
+            </w:tcBorders>
+          </w:tcPr>
+          <w:p>
+            <w:pPr>
+              <w:jc w:val="center"/>
+            </w:pPr>
+            <w:r/>
+            <w:r>
+              <w:rPr>
+                <w:rFonts w:ascii="맑은 고딕" w:hAnsi="맑은 고딕" w:eastAsia="맑은 고딕" w:cs="맑은 고딕"/>
+                <w:b w:val="0"/>
+                <w:color w:val="2C2114"/>
+                <w:sz w:val="18"/>
+              </w:rPr>
+            </w:r>
+          </w:p>
+        </w:tc>
+        <w:tc>
+          <w:tcPr>
+            <w:tcW w:type="dxa" w:w="1700"/>
+            <w:tcBorders>
+              <w:top w:val="single" w:sz="4" w:space="0" w:color="B0C8E0"/>
+              <w:left w:val="single" w:sz="4" w:space="0" w:color="B0C8E0"/>
+              <w:bottom w:val="single" w:sz="4" w:space="0" w:color="B0C8E0"/>
+              <w:right w:val="single" w:sz="4" w:space="0" w:color="B0C8E0"/>
+            </w:tcBorders>
+          </w:tcPr>
+          <w:p>
+            <w:pPr>
+              <w:jc w:val="center"/>
+            </w:pPr>
+            <w:r/>
+            <w:r>
+              <w:rPr>
+                <w:rFonts w:ascii="맑은 고딕" w:hAnsi="맑은 고딕" w:eastAsia="맑은 고딕" w:cs="맑은 고딕"/>
+                <w:b w:val="0"/>
+                <w:color w:val="2C2114"/>
+                <w:sz w:val="18"/>
+              </w:rPr>
+            </w:r>
+          </w:p>
+        </w:tc>
+        <w:tc>
+          <w:tcPr>
+            <w:tcW w:type="dxa" w:w="4200"/>
+            <w:tcBorders>
+              <w:top w:val="single" w:sz="4" w:space="0" w:color="B0C8E0"/>
+              <w:left w:val="single" w:sz="4" w:space="0" w:color="B0C8E0"/>
+              <w:bottom w:val="single" w:sz="4" w:space="0" w:color="B0C8E0"/>
+              <w:right w:val="single" w:sz="4" w:space="0" w:color="B0C8E0"/>
+            </w:tcBorders>
+          </w:tcPr>
+          <w:p>
+            <w:pPr>
+              <w:jc w:val="center"/>
+            </w:pPr>
+            <w:r/>
+            <w:r>
+              <w:rPr>
+                <w:rFonts w:ascii="맑은 고딕" w:hAnsi="맑은 고딕" w:eastAsia="맑은 고딕" w:cs="맑은 고딕"/>
+                <w:b w:val="0"/>
+                <w:color w:val="2C2114"/>
+                <w:sz w:val="18"/>
+              </w:rPr>
+            </w:r>
+          </w:p>
+        </w:tc>
+        <w:tc>
+          <w:tcPr>
+            <w:tcW w:type="dxa" w:w="1700"/>
+            <w:tcBorders>
+              <w:top w:val="single" w:sz="4" w:space="0" w:color="B0C8E0"/>
+              <w:left w:val="single" w:sz="4" w:space="0" w:color="B0C8E0"/>
+              <w:bottom w:val="single" w:sz="4" w:space="0" w:color="B0C8E0"/>
+              <w:right w:val="single" w:sz="4" w:space="0" w:color="B0C8E0"/>
+            </w:tcBorders>
+          </w:tcPr>
+          <w:p>
+            <w:pPr>
+              <w:jc w:val="center"/>
+            </w:pPr>
+            <w:r/>
+            <w:r>
+              <w:rPr>
+                <w:rFonts w:ascii="맑은 고딕" w:hAnsi="맑은 고딕" w:eastAsia="맑은 고딕" w:cs="맑은 고딕"/>
+                <w:b w:val="0"/>
+                <w:color w:val="2C2114"/>
+                <w:sz w:val="18"/>
+              </w:rPr>
+            </w:r>
+          </w:p>
+        </w:tc>
+        <w:tc>
+          <w:tcPr>
+            <w:tcW w:type="dxa" w:w="1700"/>
+            <w:tcBorders>
+              <w:top w:val="single" w:sz="4" w:space="0" w:color="B0C8E0"/>
+              <w:left w:val="single" w:sz="4" w:space="0" w:color="B0C8E0"/>
+              <w:bottom w:val="single" w:sz="4" w:space="0" w:color="B0C8E0"/>
+              <w:right w:val="single" w:sz="4" w:space="0" w:color="B0C8E0"/>
+            </w:tcBorders>
+          </w:tcPr>
+          <w:p>
+            <w:pPr>
+              <w:jc w:val="center"/>
+            </w:pPr>
+            <w:r/>
+            <w:r>
+              <w:rPr>
+                <w:rFonts w:ascii="맑은 고딕" w:hAnsi="맑은 고딕" w:eastAsia="맑은 고딕" w:cs="맑은 고딕"/>
+                <w:b w:val="0"/>
+                <w:color w:val="2C2114"/>
+                <w:sz w:val="18"/>
+              </w:rPr>
+            </w:r>
+          </w:p>
+        </w:tc>
+      </w:tr>
+      <w:tr>
+        <w:tc>
+          <w:tcPr>
+            <w:tcW w:type="dxa" w:w="1100"/>
+            <w:tcBorders>
+              <w:top w:val="single" w:sz="4" w:space="0" w:color="B0C8E0"/>
+              <w:left w:val="single" w:sz="4" w:space="0" w:color="B0C8E0"/>
+              <w:bottom w:val="single" w:sz="4" w:space="0" w:color="B0C8E0"/>
+              <w:right w:val="single" w:sz="4" w:space="0" w:color="B0C8E0"/>
+            </w:tcBorders>
+          </w:tcPr>
+          <w:p>
+            <w:pPr>
+              <w:jc w:val="center"/>
+            </w:pPr>
+            <w:r/>
+            <w:r>
+              <w:rPr>
+                <w:rFonts w:ascii="맑은 고딕" w:hAnsi="맑은 고딕" w:eastAsia="맑은 고딕" w:cs="맑은 고딕"/>
+                <w:b w:val="0"/>
+                <w:color w:val="2C2114"/>
+                <w:sz w:val="18"/>
+              </w:rPr>
+            </w:r>
+          </w:p>
+        </w:tc>
+        <w:tc>
+          <w:tcPr>
+            <w:tcW w:type="dxa" w:w="1700"/>
+            <w:tcBorders>
+              <w:top w:val="single" w:sz="4" w:space="0" w:color="B0C8E0"/>
+              <w:left w:val="single" w:sz="4" w:space="0" w:color="B0C8E0"/>
+              <w:bottom w:val="single" w:sz="4" w:space="0" w:color="B0C8E0"/>
+              <w:right w:val="single" w:sz="4" w:space="0" w:color="B0C8E0"/>
+            </w:tcBorders>
+          </w:tcPr>
+          <w:p>
+            <w:pPr>
+              <w:jc w:val="center"/>
+            </w:pPr>
+            <w:r/>
+            <w:r>
+              <w:rPr>
+                <w:rFonts w:ascii="맑은 고딕" w:hAnsi="맑은 고딕" w:eastAsia="맑은 고딕" w:cs="맑은 고딕"/>
+                <w:b w:val="0"/>
+                <w:color w:val="2C2114"/>
+                <w:sz w:val="18"/>
+              </w:rPr>
+            </w:r>
+          </w:p>
+        </w:tc>
+        <w:tc>
+          <w:tcPr>
+            <w:tcW w:type="dxa" w:w="4200"/>
+            <w:tcBorders>
+              <w:top w:val="single" w:sz="4" w:space="0" w:color="B0C8E0"/>
+              <w:left w:val="single" w:sz="4" w:space="0" w:color="B0C8E0"/>
+              <w:bottom w:val="single" w:sz="4" w:space="0" w:color="B0C8E0"/>
+              <w:right w:val="single" w:sz="4" w:space="0" w:color="B0C8E0"/>
+            </w:tcBorders>
+          </w:tcPr>
+          <w:p>
+            <w:pPr>
+              <w:jc w:val="center"/>
+            </w:pPr>
+            <w:r/>
+            <w:r>
+              <w:rPr>
+                <w:rFonts w:ascii="맑은 고딕" w:hAnsi="맑은 고딕" w:eastAsia="맑은 고딕" w:cs="맑은 고딕"/>
+                <w:b w:val="0"/>
+                <w:color w:val="2C2114"/>
+                <w:sz w:val="18"/>
+              </w:rPr>
+            </w:r>
+          </w:p>
+        </w:tc>
+        <w:tc>
+          <w:tcPr>
+            <w:tcW w:type="dxa" w:w="1700"/>
+            <w:tcBorders>
+              <w:top w:val="single" w:sz="4" w:space="0" w:color="B0C8E0"/>
+              <w:left w:val="single" w:sz="4" w:space="0" w:color="B0C8E0"/>
+              <w:bottom w:val="single" w:sz="4" w:space="0" w:color="B0C8E0"/>
+              <w:right w:val="single" w:sz="4" w:space="0" w:color="B0C8E0"/>
+            </w:tcBorders>
+          </w:tcPr>
+          <w:p>
+            <w:pPr>
+              <w:jc w:val="center"/>
+            </w:pPr>
+            <w:r/>
+            <w:r>
+              <w:rPr>
+                <w:rFonts w:ascii="맑은 고딕" w:hAnsi="맑은 고딕" w:eastAsia="맑은 고딕" w:cs="맑은 고딕"/>
+                <w:b w:val="0"/>
+                <w:color w:val="2C2114"/>
+                <w:sz w:val="18"/>
+              </w:rPr>
+            </w:r>
+          </w:p>
+        </w:tc>
+        <w:tc>
+          <w:tcPr>
+            <w:tcW w:type="dxa" w:w="1700"/>
+            <w:tcBorders>
+              <w:top w:val="single" w:sz="4" w:space="0" w:color="B0C8E0"/>
+              <w:left w:val="single" w:sz="4" w:space="0" w:color="B0C8E0"/>
+              <w:bottom w:val="single" w:sz="4" w:space="0" w:color="B0C8E0"/>
+              <w:right w:val="single" w:sz="4" w:space="0" w:color="B0C8E0"/>
+            </w:tcBorders>
+          </w:tcPr>
+          <w:p>
+            <w:pPr>
+              <w:jc w:val="center"/>
+            </w:pPr>
+            <w:r/>
+            <w:r>
+              <w:rPr>
+                <w:rFonts w:ascii="맑은 고딕" w:hAnsi="맑은 고딕" w:eastAsia="맑은 고딕" w:cs="맑은 고딕"/>
+                <w:b w:val="0"/>
+                <w:color w:val="2C2114"/>
+                <w:sz w:val="18"/>
+              </w:rPr>
+            </w:r>
+          </w:p>
+        </w:tc>
+      </w:tr>
+      <w:tr>
+        <w:tc>
+          <w:tcPr>
+            <w:tcW w:type="dxa" w:w="1100"/>
+            <w:tcBorders>
+              <w:top w:val="single" w:sz="4" w:space="0" w:color="B0C8E0"/>
+              <w:left w:val="single" w:sz="4" w:space="0" w:color="B0C8E0"/>
+              <w:bottom w:val="single" w:sz="4" w:space="0" w:color="B0C8E0"/>
+              <w:right w:val="single" w:sz="4" w:space="0" w:color="B0C8E0"/>
+            </w:tcBorders>
+          </w:tcPr>
+          <w:p>
+            <w:pPr>
+              <w:jc w:val="center"/>
+            </w:pPr>
+            <w:r/>
+            <w:r>
+              <w:rPr>
+                <w:rFonts w:ascii="맑은 고딕" w:hAnsi="맑은 고딕" w:eastAsia="맑은 고딕" w:cs="맑은 고딕"/>
+                <w:b w:val="0"/>
+                <w:color w:val="2C2114"/>
+                <w:sz w:val="18"/>
+              </w:rPr>
+            </w:r>
+          </w:p>
+        </w:tc>
+        <w:tc>
+          <w:tcPr>
+            <w:tcW w:type="dxa" w:w="1700"/>
+            <w:tcBorders>
+              <w:top w:val="single" w:sz="4" w:space="0" w:color="B0C8E0"/>
+              <w:left w:val="single" w:sz="4" w:space="0" w:color="B0C8E0"/>
+              <w:bottom w:val="single" w:sz="4" w:space="0" w:color="B0C8E0"/>
+              <w:right w:val="single" w:sz="4" w:space="0" w:color="B0C8E0"/>
+            </w:tcBorders>
+          </w:tcPr>
+          <w:p>
+            <w:pPr>
+              <w:jc w:val="center"/>
+            </w:pPr>
+            <w:r/>
+            <w:r>
+              <w:rPr>
+                <w:rFonts w:ascii="맑은 고딕" w:hAnsi="맑은 고딕" w:eastAsia="맑은 고딕" w:cs="맑은 고딕"/>
+                <w:b w:val="0"/>
+                <w:color w:val="2C2114"/>
+                <w:sz w:val="18"/>
+              </w:rPr>
+            </w:r>
+          </w:p>
+        </w:tc>
+        <w:tc>
+          <w:tcPr>
+            <w:tcW w:type="dxa" w:w="4200"/>
+            <w:tcBorders>
+              <w:top w:val="single" w:sz="4" w:space="0" w:color="B0C8E0"/>
+              <w:left w:val="single" w:sz="4" w:space="0" w:color="B0C8E0"/>
+              <w:bottom w:val="single" w:sz="4" w:space="0" w:color="B0C8E0"/>
+              <w:right w:val="single" w:sz="4" w:space="0" w:color="B0C8E0"/>
+            </w:tcBorders>
+          </w:tcPr>
+          <w:p>
+            <w:pPr>
+              <w:jc w:val="center"/>
+            </w:pPr>
+            <w:r/>
+            <w:r>
+              <w:rPr>
+                <w:rFonts w:ascii="맑은 고딕" w:hAnsi="맑은 고딕" w:eastAsia="맑은 고딕" w:cs="맑은 고딕"/>
+                <w:b w:val="0"/>
+                <w:color w:val="2C2114"/>
+                <w:sz w:val="18"/>
+              </w:rPr>
+            </w:r>
+          </w:p>
+        </w:tc>
+        <w:tc>
+          <w:tcPr>
+            <w:tcW w:type="dxa" w:w="1700"/>
+            <w:tcBorders>
+              <w:top w:val="single" w:sz="4" w:space="0" w:color="B0C8E0"/>
+              <w:left w:val="single" w:sz="4" w:space="0" w:color="B0C8E0"/>
+              <w:bottom w:val="single" w:sz="4" w:space="0" w:color="B0C8E0"/>
+              <w:right w:val="single" w:sz="4" w:space="0" w:color="B0C8E0"/>
+            </w:tcBorders>
+          </w:tcPr>
+          <w:p>
+            <w:pPr>
+              <w:jc w:val="center"/>
+            </w:pPr>
+            <w:r/>
+            <w:r>
+              <w:rPr>
+                <w:rFonts w:ascii="맑은 고딕" w:hAnsi="맑은 고딕" w:eastAsia="맑은 고딕" w:cs="맑은 고딕"/>
+                <w:b w:val="0"/>
+                <w:color w:val="2C2114"/>
+                <w:sz w:val="18"/>
+              </w:rPr>
+            </w:r>
+          </w:p>
+        </w:tc>
+        <w:tc>
+          <w:tcPr>
+            <w:tcW w:type="dxa" w:w="1700"/>
+            <w:tcBorders>
+              <w:top w:val="single" w:sz="4" w:space="0" w:color="B0C8E0"/>
+              <w:left w:val="single" w:sz="4" w:space="0" w:color="B0C8E0"/>
+              <w:bottom w:val="single" w:sz="4" w:space="0" w:color="B0C8E0"/>
+              <w:right w:val="single" w:sz="4" w:space="0" w:color="B0C8E0"/>
+            </w:tcBorders>
+          </w:tcPr>
+          <w:p>
+            <w:pPr>
+              <w:jc w:val="center"/>
+            </w:pPr>
+            <w:r/>
+            <w:r>
+              <w:rPr>
+                <w:rFonts w:ascii="맑은 고딕" w:hAnsi="맑은 고딕" w:eastAsia="맑은 고딕" w:cs="맑은 고딕"/>
+                <w:b w:val="0"/>
+                <w:color w:val="2C2114"/>
+                <w:sz w:val="18"/>
+              </w:rPr>
+            </w:r>
+          </w:p>
+        </w:tc>
+      </w:tr>
+      <w:tr>
+        <w:tc>
+          <w:tcPr>
+            <w:tcW w:type="dxa" w:w="1100"/>
+            <w:tcBorders>
+              <w:top w:val="single" w:sz="4" w:space="0" w:color="B0C8E0"/>
+              <w:left w:val="single" w:sz="4" w:space="0" w:color="B0C8E0"/>
+              <w:bottom w:val="single" w:sz="4" w:space="0" w:color="B0C8E0"/>
+              <w:right w:val="single" w:sz="4" w:space="0" w:color="B0C8E0"/>
+            </w:tcBorders>
+          </w:tcPr>
+          <w:p>
+            <w:pPr>
+              <w:jc w:val="center"/>
+            </w:pPr>
+            <w:r/>
+            <w:r>
+              <w:rPr>
+                <w:rFonts w:ascii="맑은 고딕" w:hAnsi="맑은 고딕" w:eastAsia="맑은 고딕" w:cs="맑은 고딕"/>
+                <w:b w:val="0"/>
+                <w:color w:val="2C2114"/>
+                <w:sz w:val="18"/>
+              </w:rPr>
+            </w:r>
+          </w:p>
+        </w:tc>
+        <w:tc>
+          <w:tcPr>
+            <w:tcW w:type="dxa" w:w="1700"/>
+            <w:tcBorders>
+              <w:top w:val="single" w:sz="4" w:space="0" w:color="B0C8E0"/>
+              <w:left w:val="single" w:sz="4" w:space="0" w:color="B0C8E0"/>
+              <w:bottom w:val="single" w:sz="4" w:space="0" w:color="B0C8E0"/>
+              <w:right w:val="single" w:sz="4" w:space="0" w:color="B0C8E0"/>
+            </w:tcBorders>
+          </w:tcPr>
+          <w:p>
+            <w:pPr>
+              <w:jc w:val="center"/>
+            </w:pPr>
+            <w:r/>
+            <w:r>
+              <w:rPr>
+                <w:rFonts w:ascii="맑은 고딕" w:hAnsi="맑은 고딕" w:eastAsia="맑은 고딕" w:cs="맑은 고딕"/>
+                <w:b w:val="0"/>
+                <w:color w:val="2C2114"/>
+                <w:sz w:val="18"/>
+              </w:rPr>
+            </w:r>
+          </w:p>
+        </w:tc>
+        <w:tc>
+          <w:tcPr>
+            <w:tcW w:type="dxa" w:w="4200"/>
+            <w:tcBorders>
+              <w:top w:val="single" w:sz="4" w:space="0" w:color="B0C8E0"/>
+              <w:left w:val="single" w:sz="4" w:space="0" w:color="B0C8E0"/>
+              <w:bottom w:val="single" w:sz="4" w:space="0" w:color="B0C8E0"/>
+              <w:right w:val="single" w:sz="4" w:space="0" w:color="B0C8E0"/>
+            </w:tcBorders>
+          </w:tcPr>
+          <w:p>
+            <w:pPr>
+              <w:jc w:val="center"/>
+            </w:pPr>
+            <w:r/>
+            <w:r>
+              <w:rPr>
+                <w:rFonts w:ascii="맑은 고딕" w:hAnsi="맑은 고딕" w:eastAsia="맑은 고딕" w:cs="맑은 고딕"/>
+                <w:b w:val="0"/>
+                <w:color w:val="2C2114"/>
+                <w:sz w:val="18"/>
+              </w:rPr>
+            </w:r>
+          </w:p>
+        </w:tc>
+        <w:tc>
+          <w:tcPr>
+            <w:tcW w:type="dxa" w:w="1700"/>
+            <w:tcBorders>
+              <w:top w:val="single" w:sz="4" w:space="0" w:color="B0C8E0"/>
+              <w:left w:val="single" w:sz="4" w:space="0" w:color="B0C8E0"/>
+              <w:bottom w:val="single" w:sz="4" w:space="0" w:color="B0C8E0"/>
+              <w:right w:val="single" w:sz="4" w:space="0" w:color="B0C8E0"/>
+            </w:tcBorders>
+          </w:tcPr>
+          <w:p>
+            <w:pPr>
+              <w:jc w:val="center"/>
+            </w:pPr>
+            <w:r/>
+            <w:r>
+              <w:rPr>
+                <w:rFonts w:ascii="맑은 고딕" w:hAnsi="맑은 고딕" w:eastAsia="맑은 고딕" w:cs="맑은 고딕"/>
+                <w:b w:val="0"/>
+                <w:color w:val="2C2114"/>
+                <w:sz w:val="18"/>
+              </w:rPr>
+            </w:r>
+          </w:p>
+        </w:tc>
+        <w:tc>
+          <w:tcPr>
+            <w:tcW w:type="dxa" w:w="1700"/>
+            <w:tcBorders>
+              <w:top w:val="single" w:sz="4" w:space="0" w:color="B0C8E0"/>
+              <w:left w:val="single" w:sz="4" w:space="0" w:color="B0C8E0"/>
+              <w:bottom w:val="single" w:sz="4" w:space="0" w:color="B0C8E0"/>
+              <w:right w:val="single" w:sz="4" w:space="0" w:color="B0C8E0"/>
+            </w:tcBorders>
+          </w:tcPr>
+          <w:p>
+            <w:pPr>
+              <w:jc w:val="center"/>
+            </w:pPr>
+            <w:r/>
+            <w:r>
+              <w:rPr>
+                <w:rFonts w:ascii="맑은 고딕" w:hAnsi="맑은 고딕" w:eastAsia="맑은 고딕" w:cs="맑은 고딕"/>
+                <w:b w:val="0"/>
+                <w:color w:val="2C2114"/>
+                <w:sz w:val="18"/>
+              </w:rPr>
+            </w:r>
+          </w:p>
+        </w:tc>
+      </w:tr>
+      <w:tr>
+        <w:tc>
+          <w:tcPr>
+            <w:tcW w:type="dxa" w:w="1100"/>
+            <w:tcBorders>
+              <w:top w:val="single" w:sz="4" w:space="0" w:color="B0C8E0"/>
+              <w:left w:val="single" w:sz="4" w:space="0" w:color="B0C8E0"/>
+              <w:bottom w:val="single" w:sz="4" w:space="0" w:color="B0C8E0"/>
+              <w:right w:val="single" w:sz="4" w:space="0" w:color="B0C8E0"/>
+            </w:tcBorders>
+          </w:tcPr>
+          <w:p>
+            <w:pPr>
+              <w:jc w:val="center"/>
+            </w:pPr>
+            <w:r/>
+            <w:r>
+              <w:rPr>
+                <w:rFonts w:ascii="맑은 고딕" w:hAnsi="맑은 고딕" w:eastAsia="맑은 고딕" w:cs="맑은 고딕"/>
+                <w:b w:val="0"/>
+                <w:color w:val="2C2114"/>
+                <w:sz w:val="18"/>
+              </w:rPr>
+            </w:r>
+          </w:p>
+        </w:tc>
+        <w:tc>
+          <w:tcPr>
+            <w:tcW w:type="dxa" w:w="1700"/>
+            <w:tcBorders>
+              <w:top w:val="single" w:sz="4" w:space="0" w:color="B0C8E0"/>
+              <w:left w:val="single" w:sz="4" w:space="0" w:color="B0C8E0"/>
+              <w:bottom w:val="single" w:sz="4" w:space="0" w:color="B0C8E0"/>
+              <w:right w:val="single" w:sz="4" w:space="0" w:color="B0C8E0"/>
+            </w:tcBorders>
+          </w:tcPr>
+          <w:p>
+            <w:pPr>
+              <w:jc w:val="center"/>
+            </w:pPr>
+            <w:r/>
+            <w:r>
+              <w:rPr>
+                <w:rFonts w:ascii="맑은 고딕" w:hAnsi="맑은 고딕" w:eastAsia="맑은 고딕" w:cs="맑은 고딕"/>
+                <w:b w:val="0"/>
+                <w:color w:val="2C2114"/>
+                <w:sz w:val="18"/>
+              </w:rPr>
+            </w:r>
+          </w:p>
+        </w:tc>
+        <w:tc>
+          <w:tcPr>
+            <w:tcW w:type="dxa" w:w="4200"/>
+            <w:tcBorders>
+              <w:top w:val="single" w:sz="4" w:space="0" w:color="B0C8E0"/>
+              <w:left w:val="single" w:sz="4" w:space="0" w:color="B0C8E0"/>
+              <w:bottom w:val="single" w:sz="4" w:space="0" w:color="B0C8E0"/>
+              <w:right w:val="single" w:sz="4" w:space="0" w:color="B0C8E0"/>
+            </w:tcBorders>
+          </w:tcPr>
+          <w:p>
+            <w:pPr>
+              <w:jc w:val="center"/>
+            </w:pPr>
+            <w:r/>
+            <w:r>
+              <w:rPr>
+                <w:rFonts w:ascii="맑은 고딕" w:hAnsi="맑은 고딕" w:eastAsia="맑은 고딕" w:cs="맑은 고딕"/>
+                <w:b w:val="0"/>
+                <w:color w:val="2C2114"/>
+                <w:sz w:val="18"/>
+              </w:rPr>
+            </w:r>
+          </w:p>
+        </w:tc>
+        <w:tc>
+          <w:tcPr>
+            <w:tcW w:type="dxa" w:w="1700"/>
+            <w:tcBorders>
+              <w:top w:val="single" w:sz="4" w:space="0" w:color="B0C8E0"/>
+              <w:left w:val="single" w:sz="4" w:space="0" w:color="B0C8E0"/>
+              <w:bottom w:val="single" w:sz="4" w:space="0" w:color="B0C8E0"/>
+              <w:right w:val="single" w:sz="4" w:space="0" w:color="B0C8E0"/>
+            </w:tcBorders>
+          </w:tcPr>
+          <w:p>
+            <w:pPr>
+              <w:jc w:val="center"/>
+            </w:pPr>
+            <w:r/>
+            <w:r>
+              <w:rPr>
+                <w:rFonts w:ascii="맑은 고딕" w:hAnsi="맑은 고딕" w:eastAsia="맑은 고딕" w:cs="맑은 고딕"/>
+                <w:b w:val="0"/>
+                <w:color w:val="2C2114"/>
+                <w:sz w:val="18"/>
+              </w:rPr>
+            </w:r>
+          </w:p>
+        </w:tc>
+        <w:tc>
+          <w:tcPr>
+            <w:tcW w:type="dxa" w:w="1700"/>
+            <w:tcBorders>
+              <w:top w:val="single" w:sz="4" w:space="0" w:color="B0C8E0"/>
+              <w:left w:val="single" w:sz="4" w:space="0" w:color="B0C8E0"/>
+              <w:bottom w:val="single" w:sz="4" w:space="0" w:color="B0C8E0"/>
+              <w:right w:val="single" w:sz="4" w:space="0" w:color="B0C8E0"/>
+            </w:tcBorders>
+          </w:tcPr>
+          <w:p>
+            <w:pPr>
+              <w:jc w:val="center"/>
+            </w:pPr>
+            <w:r/>
+            <w:r>
+              <w:rPr>
+                <w:rFonts w:ascii="맑은 고딕" w:hAnsi="맑은 고딕" w:eastAsia="맑은 고딕" w:cs="맑은 고딕"/>
+                <w:b w:val="0"/>
+                <w:color w:val="2C2114"/>
+                <w:sz w:val="18"/>
+              </w:rPr>
             </w:r>
           </w:p>
         </w:tc>
@@ -10307,9 +11222,6 @@
 <w:ftr xmlns:wpc="http://schemas.microsoft.com/office/word/2010/wordprocessingCanvas" xmlns:mc="http://schemas.openxmlformats.org/markup-compatibility/2006" xmlns:o="urn:schemas-microsoft-com:office:office" xmlns:r="http://schemas.openxmlformats.org/officeDocument/2006/relationships" xmlns:m="http://schemas.openxmlformats.org/officeDocument/2006/math" xmlns:v="urn:schemas-microsoft-com:vml" xmlns:wp14="http://schemas.microsoft.com/office/word/2010/wordprocessingDrawing" xmlns:wp="http://schemas.openxmlformats.org/drawingml/2006/wordprocessingDrawing" xmlns:w10="urn:schemas-microsoft-com:office:word" xmlns:w="http://schemas.openxmlformats.org/wordprocessingml/2006/main" xmlns:w14="http://schemas.microsoft.com/office/word/2010/wordml" xmlns:w15="http://schemas.microsoft.com/office/word/2012/wordml" xmlns:wpg="http://schemas.microsoft.com/office/word/2010/wordprocessingGroup" xmlns:wpi="http://schemas.microsoft.com/office/word/2010/wordprocessingInk" xmlns:wne="http://schemas.microsoft.com/office/word/2006/wordml" xmlns:wps="http://schemas.microsoft.com/office/word/2010/wordprocessingShape">
   <w:p>
     <w:pPr>
-      <w:pBdr>
-        <w:top w:val="single" w:color="B0C8E0" w:sz="4"/>
-      </w:pBdr>
       <w:spacing w:after="0" w:before="80"/>
     </w:pPr>
     <w:r>
@@ -10366,9 +11278,6 @@
 <w:hdr xmlns:wpc="http://schemas.microsoft.com/office/word/2010/wordprocessingCanvas" xmlns:mc="http://schemas.openxmlformats.org/markup-compatibility/2006" xmlns:o="urn:schemas-microsoft-com:office:office" xmlns:r="http://schemas.openxmlformats.org/officeDocument/2006/relationships" xmlns:m="http://schemas.openxmlformats.org/officeDocument/2006/math" xmlns:v="urn:schemas-microsoft-com:vml" xmlns:wp14="http://schemas.microsoft.com/office/word/2010/wordprocessingDrawing" xmlns:wp="http://schemas.openxmlformats.org/drawingml/2006/wordprocessingDrawing" xmlns:w10="urn:schemas-microsoft-com:office:word" xmlns:w="http://schemas.openxmlformats.org/wordprocessingml/2006/main" xmlns:w14="http://schemas.microsoft.com/office/word/2010/wordml" xmlns:w15="http://schemas.microsoft.com/office/word/2012/wordml" xmlns:wpg="http://schemas.microsoft.com/office/word/2010/wordprocessingGroup" xmlns:wpi="http://schemas.microsoft.com/office/word/2010/wordprocessingInk" xmlns:wne="http://schemas.microsoft.com/office/word/2006/wordml" xmlns:wps="http://schemas.microsoft.com/office/word/2010/wordprocessingShape" xmlns:cx="http://schemas.microsoft.com/office/drawing/2014/chartex" xmlns:cx1="http://schemas.microsoft.com/office/drawing/2015/9/8/chartex" xmlns:cx2="http://schemas.microsoft.com/office/drawing/2015/10/21/chartex" xmlns:cx3="http://schemas.microsoft.com/office/drawing/2016/5/9/chartex" xmlns:cx4="http://schemas.microsoft.com/office/drawing/2016/5/10/chartex" xmlns:cx5="http://schemas.microsoft.com/office/drawing/2016/5/11/chartex" xmlns:cx6="http://schemas.microsoft.com/office/drawing/2016/5/12/chartex" xmlns:cx7="http://schemas.microsoft.com/office/drawing/2016/5/13/chartex" xmlns:cx8="http://schemas.microsoft.com/office/drawing/2016/5/14/chartex" xmlns:w16cid="http://schemas.microsoft.com/office/word/2016/wordml/cid" xmlns:w16se="http://schemas.microsoft.com/office/word/2015/wordml/symex">
   <w:p>
     <w:pPr>
-      <w:pBdr>
-        <w:bottom w:val="single" w:color="C8714A" w:sz="4"/>
-      </w:pBdr>
       <w:spacing w:after="80" w:before="0"/>
     </w:pPr>
     <w:r>

--- a/DB/성가대/CHO_성가대매뉴얼_201-203_사랑과평안의교회.docx
+++ b/DB/성가대/CHO_성가대매뉴얼_201-203_사랑과평안의교회.docx
@@ -3765,7 +3765,7 @@
                 <w:sz w:val="18"/>
                 <w:szCs w:val="18"/>
               </w:rPr>
-              <w:t xml:space="preserve">—</w:t>
+              <w:t>말미 [개정 이력] 표 참조</w:t>
             </w:r>
           </w:p>
         </w:tc>
@@ -6071,7 +6071,7 @@
                 <w:sz w:val="18"/>
                 <w:szCs w:val="18"/>
               </w:rPr>
-              <w:t xml:space="preserve">—</w:t>
+              <w:t>말미 [개정 이력] 표 참조</w:t>
             </w:r>
           </w:p>
         </w:tc>

--- a/DB/성가대/CHO_성가대매뉴얼_201-203_사랑과평안의교회.docx
+++ b/DB/성가대/CHO_성가대매뉴얼_201-203_사랑과평안의교회.docx
@@ -248,7 +248,7 @@
                 <w:sz w:val="18"/>
                 <w:szCs w:val="18"/>
               </w:rPr>
-              <w:t xml:space="preserve">CPO-001 교회 헌법 제25조  /  WOR-201</w:t>
+              <w:t>CPO-001 교회 헌법 제25조  /  WOR-201  /  WOR-201 주일예배 운영 매뉴얼  /  WOR-202 특별예배 매뉴얼</w:t>
             </w:r>
           </w:p>
         </w:tc>
@@ -284,7 +284,7 @@
                 <w:sz w:val="18"/>
                 <w:szCs w:val="18"/>
               </w:rPr>
-              <w:t xml:space="preserve">관 련 문 서</w:t>
+              <w:t>관 련 부 서</w:t>
             </w:r>
           </w:p>
         </w:tc>
@@ -312,7 +312,7 @@
                 <w:sz w:val="18"/>
                 <w:szCs w:val="18"/>
               </w:rPr>
-              <w:t xml:space="preserve">WOR-201 주일예배 운영 매뉴얼  /  WOR-202 특별예배 매뉴얼</w:t>
+              <w:t>성가대  |  예배부  |  찬양팀</w:t>
             </w:r>
           </w:p>
         </w:tc>
@@ -3573,7 +3573,7 @@
                 <w:sz w:val="18"/>
                 <w:szCs w:val="18"/>
               </w:rPr>
-              <w:t xml:space="preserve">CHO-201  /  ADM-102 자산 관리 규정</w:t>
+              <w:t>CHO-201  /  ADM-102 자산 관리 규정  /  WOR-201 주일예배 운영 매뉴얼  /  WOR-202 특별예배 매뉴얼</w:t>
             </w:r>
           </w:p>
         </w:tc>
@@ -3609,7 +3609,7 @@
                 <w:sz w:val="18"/>
                 <w:szCs w:val="18"/>
               </w:rPr>
-              <w:t xml:space="preserve">관 련 문 서</w:t>
+              <w:t>관 련 부 서</w:t>
             </w:r>
           </w:p>
         </w:tc>
@@ -3637,7 +3637,7 @@
                 <w:sz w:val="18"/>
                 <w:szCs w:val="18"/>
               </w:rPr>
-              <w:t xml:space="preserve">WOR-201 주일예배 운영 매뉴얼  /  WOR-202 특별예배 매뉴얼</w:t>
+              <w:t>성가대  |  예배부  |  찬양팀</w:t>
             </w:r>
           </w:p>
         </w:tc>
@@ -5879,7 +5879,7 @@
                 <w:sz w:val="18"/>
                 <w:szCs w:val="18"/>
               </w:rPr>
-              <w:t xml:space="preserve">CHO-201  /  WOR-202 특별예배 매뉴얼  /  CUL-201</w:t>
+              <w:t>CHO-201  /  WOR-202 특별예배 매뉴얼  /  CUL-201  /  WOR-201 주일예배 운영 매뉴얼</w:t>
             </w:r>
           </w:p>
         </w:tc>
@@ -5915,7 +5915,7 @@
                 <w:sz w:val="18"/>
                 <w:szCs w:val="18"/>
               </w:rPr>
-              <w:t xml:space="preserve">관 련 문 서</w:t>
+              <w:t>관 련 부 서</w:t>
             </w:r>
           </w:p>
         </w:tc>
@@ -5943,7 +5943,7 @@
                 <w:sz w:val="18"/>
                 <w:szCs w:val="18"/>
               </w:rPr>
-              <w:t xml:space="preserve">WOR-201 주일예배 운영 매뉴얼  /  WOR-202 특별예배 매뉴얼</w:t>
+              <w:t>성가대  |  예배부  |  찬양팀</w:t>
             </w:r>
           </w:p>
         </w:tc>
